--- a/Fase 2/Evidencias Individuales/Salinas_Jose_2.1_APT122_DiarioReflexionFase2.docx
+++ b/Fase 2/Evidencias Individuales/Salinas_Jose_2.1_APT122_DiarioReflexionFase2.docx
@@ -1,6 +1,6 @@
 
 <file path=word/document.xml><?xml version="1.0" encoding="utf-8"?>
-<w:document xmlns:wpc="http://schemas.microsoft.com/office/word/2010/wordprocessingCanvas" xmlns:cx="http://schemas.microsoft.com/office/drawing/2014/chartex" xmlns:mc="http://schemas.openxmlformats.org/markup-compatibility/2006" xmlns:o="urn:schemas-microsoft-com:office:office" xmlns:r="http://schemas.openxmlformats.org/officeDocument/2006/relationships" xmlns:m="http://schemas.openxmlformats.org/officeDocument/2006/math" xmlns:v="urn:schemas-microsoft-com:vml" xmlns:wp14="http://schemas.microsoft.com/office/word/2010/wordprocessingDrawing" xmlns:wp="http://schemas.openxmlformats.org/drawingml/2006/wordprocessingDrawing" xmlns:w10="urn:schemas-microsoft-com:office:word" xmlns:w="http://schemas.openxmlformats.org/wordprocessingml/2006/main" xmlns:w14="http://schemas.microsoft.com/office/word/2010/wordml" xmlns:w15="http://schemas.microsoft.com/office/word/2012/wordml" xmlns:w16se="http://schemas.microsoft.com/office/word/2015/wordml/symex" xmlns:wpg="http://schemas.microsoft.com/office/word/2010/wordprocessingGroup" xmlns:wpi="http://schemas.microsoft.com/office/word/2010/wordprocessingInk" xmlns:wne="http://schemas.microsoft.com/office/word/2006/wordml" xmlns:wps="http://schemas.microsoft.com/office/word/2010/wordprocessingShape" mc:Ignorable="w14 w15 w16se wp14">
+<w:document xmlns:wpc="http://schemas.microsoft.com/office/word/2010/wordprocessingCanvas" xmlns:cx="http://schemas.microsoft.com/office/drawing/2014/chartex" xmlns:cx1="http://schemas.microsoft.com/office/drawing/2015/9/8/chartex" xmlns:cx2="http://schemas.microsoft.com/office/drawing/2015/10/21/chartex" xmlns:cx3="http://schemas.microsoft.com/office/drawing/2016/5/9/chartex" xmlns:cx4="http://schemas.microsoft.com/office/drawing/2016/5/10/chartex" xmlns:cx5="http://schemas.microsoft.com/office/drawing/2016/5/11/chartex" xmlns:cx6="http://schemas.microsoft.com/office/drawing/2016/5/12/chartex" xmlns:cx7="http://schemas.microsoft.com/office/drawing/2016/5/13/chartex" xmlns:cx8="http://schemas.microsoft.com/office/drawing/2016/5/14/chartex" xmlns:mc="http://schemas.openxmlformats.org/markup-compatibility/2006" xmlns:aink="http://schemas.microsoft.com/office/drawing/2016/ink" xmlns:am3d="http://schemas.microsoft.com/office/drawing/2017/model3d" xmlns:o="urn:schemas-microsoft-com:office:office" xmlns:oel="http://schemas.microsoft.com/office/2019/extlst" xmlns:r="http://schemas.openxmlformats.org/officeDocument/2006/relationships" xmlns:m="http://schemas.openxmlformats.org/officeDocument/2006/math" xmlns:v="urn:schemas-microsoft-com:vml" xmlns:wp14="http://schemas.microsoft.com/office/word/2010/wordprocessingDrawing" xmlns:wp="http://schemas.openxmlformats.org/drawingml/2006/wordprocessingDrawing" xmlns:w10="urn:schemas-microsoft-com:office:word" xmlns:w="http://schemas.openxmlformats.org/wordprocessingml/2006/main" xmlns:w14="http://schemas.microsoft.com/office/word/2010/wordml" xmlns:w15="http://schemas.microsoft.com/office/word/2012/wordml" xmlns:w16cex="http://schemas.microsoft.com/office/word/2018/wordml/cex" xmlns:w16cid="http://schemas.microsoft.com/office/word/2016/wordml/cid" xmlns:w16="http://schemas.microsoft.com/office/word/2018/wordml" xmlns:w16du="http://schemas.microsoft.com/office/word/2023/wordml/word16du" xmlns:w16sdtdh="http://schemas.microsoft.com/office/word/2020/wordml/sdtdatahash" xmlns:w16sdtfl="http://schemas.microsoft.com/office/word/2024/wordml/sdtformatlock" xmlns:w16se="http://schemas.microsoft.com/office/word/2015/wordml/symex" xmlns:wpg="http://schemas.microsoft.com/office/word/2010/wordprocessingGroup" xmlns:wpi="http://schemas.microsoft.com/office/word/2010/wordprocessingInk" xmlns:wne="http://schemas.microsoft.com/office/word/2006/wordml" xmlns:wps="http://schemas.microsoft.com/office/word/2010/wordprocessingShape" mc:Ignorable="w14 w15 w16se w16cid w16 w16cex w16sdtdh w16sdtfl w16du wp14">
   <w:body>
     <w:p/>
     <w:tbl>
@@ -221,8 +221,7 @@
     </w:tbl>
     <w:p>
       <w:pPr>
-        <w:spacing w:after="0" w:line="240" w:lineRule="auto" w:before="120"/>
-        <w:jc w:val="left"/>
+        <w:spacing w:before="120" w:after="0" w:line="240" w:lineRule="auto"/>
         <w:rPr>
           <w:b/>
           <w:bCs/>
@@ -258,7 +257,39 @@
           <w:color w:val="1F3864"/>
           <w:sz w:val="21"/>
         </w:rPr>
-        <w:t xml:space="preserve"> SalonTech · Sección 010V · Octubre de 2026</w:t>
+        <w:t xml:space="preserve"> </w:t>
+      </w:r>
+      <w:proofErr w:type="spellStart"/>
+      <w:r>
+        <w:rPr>
+          <w:color w:val="1F3864"/>
+          <w:sz w:val="21"/>
+        </w:rPr>
+        <w:t>SalonTech</w:t>
+      </w:r>
+      <w:proofErr w:type="spellEnd"/>
+      <w:r>
+        <w:rPr>
+          <w:color w:val="1F3864"/>
+          <w:sz w:val="21"/>
+        </w:rPr>
+        <w:t xml:space="preserve"> · Sección 010V · </w:t>
+      </w:r>
+      <w:proofErr w:type="gramStart"/>
+      <w:r>
+        <w:rPr>
+          <w:color w:val="1F3864"/>
+          <w:sz w:val="21"/>
+        </w:rPr>
+        <w:t>Octubre</w:t>
+      </w:r>
+      <w:proofErr w:type="gramEnd"/>
+      <w:r>
+        <w:rPr>
+          <w:color w:val="1F3864"/>
+          <w:sz w:val="21"/>
+        </w:rPr>
+        <w:t xml:space="preserve"> de 2026</w:t>
       </w:r>
     </w:p>
     <w:p>
@@ -316,7 +347,25 @@
                 <w:sz w:val="24"/>
                 <w:szCs w:val="24"/>
               </w:rPr>
-              <w:t>1. Mira tu carta Gantt y reflexiona sobre los avances de tu Proyecto APT</w:t>
+              <w:t xml:space="preserve">1. Mira </w:t>
+            </w:r>
+            <w:proofErr w:type="spellStart"/>
+            <w:r>
+              <w:rPr>
+                <w:rFonts w:eastAsiaTheme="majorEastAsia"/>
+                <w:sz w:val="24"/>
+                <w:szCs w:val="24"/>
+              </w:rPr>
+              <w:t>tu</w:t>
+            </w:r>
+            <w:proofErr w:type="spellEnd"/>
+            <w:r>
+              <w:rPr>
+                <w:rFonts w:eastAsiaTheme="majorEastAsia"/>
+                <w:sz w:val="24"/>
+                <w:szCs w:val="24"/>
+              </w:rPr>
+              <w:t xml:space="preserve"> carta Gantt y reflexiona sobre los avances de tu Proyecto APT</w:t>
             </w:r>
           </w:p>
         </w:tc>
@@ -352,46 +401,56 @@
           </w:p>
           <w:p>
             <w:pPr>
-              <w:spacing w:before="160" w:after="120" w:line="240" w:lineRule="auto"/>
+              <w:spacing w:before="160" w:after="120"/>
               <w:jc w:val="both"/>
             </w:pPr>
             <w:r>
               <w:rPr>
                 <w:color w:val="262626"/>
-                <w:sz w:val="22"/>
               </w:rPr>
-              <w:t>En lo que me tocaba construir, sí, e incluso antes de tiempo. El modelamiento de la base de datos, el módulo de acceso y roles y el motor de agenda, que la carta Gantt repartía entre las semanas 5 y 11, quedaron funcionando en septiembre. El motor era el componente de mayor riesgo técnico y no fue necesario activar el punto de control que habíamos definido para él. Lo que no cumplí completo fue la configuración del entorno: el repositorio, las ramas y la integración continua quedaron listos, pero GitHub Actions se bloqueó por un cobro fallido en la cuenta, y los entornos de publicación todavía no se crean. Hoy no hay nada desplegado.</w:t>
+              <w:t xml:space="preserve">En lo que me tocaba construir, sí, e incluso antes de tiempo. El modelamiento de la base de datos, el módulo de acceso y roles y el motor de agenda, que la carta Gantt repartía entre las semanas 5 y 11, quedaron funcionando en septiembre. El motor era el componente de mayor riesgo técnico y no fue necesario activar el punto de control que habíamos definido para él. Lo que no cumplí completo fue la configuración del entorno: el repositorio, las ramas y la integración continua quedaron listos, pero GitHub </w:t>
+            </w:r>
+            <w:proofErr w:type="spellStart"/>
+            <w:r>
+              <w:rPr>
+                <w:color w:val="262626"/>
+              </w:rPr>
+              <w:t>Actions</w:t>
+            </w:r>
+            <w:proofErr w:type="spellEnd"/>
+            <w:r>
+              <w:rPr>
+                <w:color w:val="262626"/>
+              </w:rPr>
+              <w:t xml:space="preserve"> se bloqueó por un cobro fallido en la cuenta, y los entornos de publicación todavía no se crean. Hoy no hay nada desplegado.</w:t>
             </w:r>
           </w:p>
           <w:p>
             <w:pPr>
-              <w:spacing w:before="0" w:after="120" w:line="240" w:lineRule="auto"/>
+              <w:spacing w:after="120"/>
               <w:jc w:val="both"/>
             </w:pPr>
             <w:r>
               <w:rPr>
                 <w:color w:val="262626"/>
-                <w:sz w:val="22"/>
               </w:rPr>
               <w:t>Lo que facilitó fue dejar las reglas críticas dentro de la base de datos y no solo en el código. El aislamiento de los datos, la imposibilidad de que dos citas se superpongan y la inmutabilidad del stock no dependen de que alguien se acuerde de validar. También ayudó trabajar con migraciones versionadas desde el primer día: el esquema creció de 25 a 29 tablas sin un solo cambio hecho a mano.</w:t>
             </w:r>
           </w:p>
           <w:p>
             <w:pPr>
-              <w:spacing w:before="0" w:after="120" w:line="240" w:lineRule="auto"/>
+              <w:spacing w:after="120"/>
               <w:jc w:val="both"/>
             </w:pPr>
             <w:r>
               <w:rPr>
                 <w:color w:val="262626"/>
-                <w:sz w:val="22"/>
               </w:rPr>
               <w:t>Lo que dificultó fue la carga de otras asignaturas y la dependencia de servicios externos: Google Cloud pide una tarjeta para crear el proyecto, el dominio hay que comprarlo, y el bloqueo de GitHub no depende de nosotros.</w:t>
             </w:r>
           </w:p>
           <w:p>
             <w:pPr>
-              <w:spacing w:before="0" w:after="0" w:line="240" w:lineRule="auto"/>
               <w:jc w:val="both"/>
             </w:pPr>
           </w:p>
@@ -489,7 +548,7 @@
           </w:p>
           <w:p>
             <w:pPr>
-              <w:spacing w:before="0" w:after="0" w:line="120" w:lineRule="exact"/>
+              <w:spacing w:line="120" w:lineRule="exact"/>
               <w:jc w:val="both"/>
             </w:pPr>
           </w:p>
@@ -499,21 +558,19 @@
                 <w:ilvl w:val="0"/>
                 <w:numId w:val="41"/>
               </w:numPr>
-              <w:spacing w:before="0" w:after="60" w:line="240" w:lineRule="auto"/>
+              <w:spacing w:after="60"/>
               <w:jc w:val="both"/>
             </w:pPr>
             <w:r>
               <w:rPr>
                 <w:b/>
                 <w:color w:val="262626"/>
-                <w:sz w:val="22"/>
               </w:rPr>
               <w:t>Sin integración continua:</w:t>
             </w:r>
             <w:r>
               <w:rPr>
                 <w:color w:val="262626"/>
-                <w:sz w:val="22"/>
               </w:rPr>
               <w:t xml:space="preserve"> antes de integrar, corro las pruebas a mano contra una base nueva y con el mismo rol que usa la aplicación, que es exactamente lo que haría la CI.</w:t>
             </w:r>
@@ -524,23 +581,35 @@
                 <w:ilvl w:val="0"/>
                 <w:numId w:val="41"/>
               </w:numPr>
-              <w:spacing w:before="0" w:after="60" w:line="240" w:lineRule="auto"/>
+              <w:spacing w:after="60"/>
               <w:jc w:val="both"/>
             </w:pPr>
             <w:r>
               <w:rPr>
                 <w:b/>
                 <w:color w:val="262626"/>
-                <w:sz w:val="22"/>
               </w:rPr>
               <w:t>Puesta en línea:</w:t>
             </w:r>
             <w:r>
               <w:rPr>
                 <w:color w:val="262626"/>
-                <w:sz w:val="22"/>
               </w:rPr>
-              <w:t xml:space="preserve"> está en la semana 4 del plan de cierre. Primero, una versión de prueba en las direcciones gratuitas de Cloud Run y Vercel; el dominio se compra cerca de la presentación, para no pagar meses que no se usan.</w:t>
+              <w:t xml:space="preserve"> está en la semana 4 del plan de cierre. Primero, una versión de prueba en las direcciones gratuitas de Cloud Run y </w:t>
+            </w:r>
+            <w:proofErr w:type="spellStart"/>
+            <w:r>
+              <w:rPr>
+                <w:color w:val="262626"/>
+              </w:rPr>
+              <w:t>Vercel</w:t>
+            </w:r>
+            <w:proofErr w:type="spellEnd"/>
+            <w:r>
+              <w:rPr>
+                <w:color w:val="262626"/>
+              </w:rPr>
+              <w:t>; el dominio se compra cerca de la presentación, para no pagar meses que no se usan.</w:t>
             </w:r>
           </w:p>
           <w:p>
@@ -549,28 +618,26 @@
                 <w:ilvl w:val="0"/>
                 <w:numId w:val="41"/>
               </w:numPr>
-              <w:spacing w:before="0" w:after="60" w:line="240" w:lineRule="auto"/>
+              <w:spacing w:after="60"/>
               <w:jc w:val="both"/>
             </w:pPr>
             <w:r>
               <w:rPr>
                 <w:b/>
                 <w:color w:val="262626"/>
-                <w:sz w:val="22"/>
               </w:rPr>
+              <w:lastRenderedPageBreak/>
               <w:t>Seguridad antes de publicar:</w:t>
             </w:r>
             <w:r>
               <w:rPr>
                 <w:color w:val="262626"/>
-                <w:sz w:val="22"/>
               </w:rPr>
               <w:t xml:space="preserve"> voy a pasar una lista de verificación con el límite de reservas por IP, claves de acceso rotadas, variables sensibles solo en el servidor y el script de aislamiento corriendo contra la base publicada.</w:t>
             </w:r>
           </w:p>
           <w:p>
             <w:pPr>
-              <w:spacing w:before="0" w:after="0" w:line="240" w:lineRule="auto"/>
               <w:jc w:val="both"/>
             </w:pPr>
           </w:p>
@@ -759,7 +826,6 @@
                 <w:sz w:val="24"/>
                 <w:szCs w:val="24"/>
               </w:rPr>
-              <w:lastRenderedPageBreak/>
               <w:t>¿Cómo evalúas tu</w:t>
             </w:r>
             <w:r>
@@ -797,33 +863,30 @@
           </w:p>
           <w:p>
             <w:pPr>
-              <w:spacing w:before="160" w:after="120" w:line="240" w:lineRule="auto"/>
+              <w:spacing w:before="160" w:after="120"/>
               <w:jc w:val="both"/>
             </w:pPr>
             <w:r>
               <w:rPr>
                 <w:color w:val="262626"/>
-                <w:sz w:val="22"/>
               </w:rPr>
               <w:t>Destaco la seguridad en la base de datos. Cada tabla tiene políticas por salón, la aplicación se conecta con un rol sin privilegios especiales y la prueba de aislamiento sigue pasando, ahora también con los pagos en línea. Para mí es lo más importante del proyecto, porque el sistema guarda datos personales de las clientas y la protección no puede depender de que una consulta se acuerde de filtrar.</w:t>
             </w:r>
           </w:p>
           <w:p>
             <w:pPr>
-              <w:spacing w:before="0" w:after="120" w:line="240" w:lineRule="auto"/>
+              <w:spacing w:after="120"/>
               <w:jc w:val="both"/>
             </w:pPr>
             <w:r>
               <w:rPr>
                 <w:color w:val="262626"/>
-                <w:sz w:val="22"/>
               </w:rPr>
               <w:t>Lo que debo mejorar es el plan de riesgos, algo que ya había identificado en la fase 1. La puesta en línea era un riesgo previsible y no le puse una fecha de control; quedó para después y hoy es la principal brecha de la versión 1.0. La lección es que un riesgo sin fecha no es un riesgo gestionado.</w:t>
             </w:r>
           </w:p>
           <w:p>
             <w:pPr>
-              <w:spacing w:before="0" w:after="0" w:line="240" w:lineRule="auto"/>
               <w:jc w:val="both"/>
             </w:pPr>
           </w:p>
@@ -923,14 +986,13 @@
           <w:p>
             <w:pPr>
               <w:keepNext/>
-              <w:spacing w:before="160" w:after="40" w:line="240" w:lineRule="auto"/>
+              <w:spacing w:before="160" w:after="40"/>
               <w:jc w:val="both"/>
             </w:pPr>
             <w:r>
               <w:rPr>
                 <w:b/>
                 <w:color w:val="262626"/>
-                <w:sz w:val="22"/>
               </w:rPr>
               <w:t>Al docente:</w:t>
             </w:r>
@@ -941,13 +1003,12 @@
                 <w:ilvl w:val="0"/>
                 <w:numId w:val="41"/>
               </w:numPr>
-              <w:spacing w:before="0" w:after="60" w:line="240" w:lineRule="auto"/>
+              <w:spacing w:after="60"/>
               <w:jc w:val="both"/>
             </w:pPr>
             <w:r>
               <w:rPr>
                 <w:color w:val="262626"/>
-                <w:sz w:val="22"/>
               </w:rPr>
               <w:t>¿Qué disponibilidad espera de la versión publicada: que esté funcionando solo para la presentación o durante todas las semanas de validación?</w:t>
             </w:r>
@@ -958,13 +1019,12 @@
                 <w:ilvl w:val="0"/>
                 <w:numId w:val="41"/>
               </w:numPr>
-              <w:spacing w:before="0" w:after="60" w:line="240" w:lineRule="auto"/>
+              <w:spacing w:after="60"/>
               <w:jc w:val="both"/>
             </w:pPr>
             <w:r>
               <w:rPr>
                 <w:color w:val="262626"/>
-                <w:sz w:val="22"/>
               </w:rPr>
               <w:t>¿Basta la prueba automatizada de aislamiento como evidencia de seguridad, o espera algo más, como una revisión de vulnerabilidades?</w:t>
             </w:r>
@@ -972,15 +1032,15 @@
           <w:p>
             <w:pPr>
               <w:keepNext/>
-              <w:spacing w:before="0" w:after="40" w:line="240" w:lineRule="auto"/>
+              <w:spacing w:after="40"/>
               <w:jc w:val="both"/>
             </w:pPr>
             <w:r>
               <w:rPr>
                 <w:b/>
                 <w:color w:val="262626"/>
-                <w:sz w:val="22"/>
               </w:rPr>
+              <w:lastRenderedPageBreak/>
               <w:t>A mis compañeros:</w:t>
             </w:r>
           </w:p>
@@ -990,20 +1050,18 @@
                 <w:ilvl w:val="0"/>
                 <w:numId w:val="41"/>
               </w:numPr>
-              <w:spacing w:before="0" w:after="60" w:line="240" w:lineRule="auto"/>
+              <w:spacing w:after="60"/>
               <w:jc w:val="both"/>
             </w:pPr>
             <w:r>
               <w:rPr>
                 <w:color w:val="262626"/>
-                <w:sz w:val="22"/>
               </w:rPr>
               <w:t>¿Estamos de acuerdo en congelar la lista el 18 de octubre sin excepciones? Lo que no esté terminado ese día se declara trabajo futuro, con su justificación.</w:t>
             </w:r>
           </w:p>
           <w:p>
             <w:pPr>
-              <w:spacing w:before="0" w:after="0" w:line="240" w:lineRule="auto"/>
               <w:jc w:val="both"/>
             </w:pPr>
           </w:p>
@@ -1113,20 +1171,52 @@
           </w:p>
           <w:p>
             <w:pPr>
-              <w:spacing w:before="160" w:after="120" w:line="240" w:lineRule="auto"/>
+              <w:spacing w:before="160" w:after="120"/>
               <w:jc w:val="both"/>
             </w:pPr>
             <w:r>
               <w:rPr>
                 <w:color w:val="262626"/>
-                <w:sz w:val="22"/>
               </w:rPr>
-              <w:t>Sí. Propongo hacerme cargo de la puesta en línea completa: backend, frontend, variables de entorno, las tareas programadas de los recordatorios y de los pagos en duda, y el dominio con los correos reales. Sigo con Alexander en la caja y el comprobante en PDF, porque el modelo de datos de la caja es parte de lo que tengo a cargo y conviene que quien lo conoce revise la lógica del dinero. Hanns debería tomar las pruebas de interfaz y la validación con la clienta, que es lo que su rol pide. Como actividad nueva, sumo la lista de verificación de seguridad antes de publicar.</w:t>
+              <w:t xml:space="preserve">Sí. Propongo hacerme cargo de la puesta en línea completa: </w:t>
+            </w:r>
+            <w:proofErr w:type="spellStart"/>
+            <w:r>
+              <w:rPr>
+                <w:color w:val="262626"/>
+              </w:rPr>
+              <w:t>backend</w:t>
+            </w:r>
+            <w:proofErr w:type="spellEnd"/>
+            <w:r>
+              <w:rPr>
+                <w:color w:val="262626"/>
+              </w:rPr>
+              <w:t xml:space="preserve">, </w:t>
+            </w:r>
+            <w:proofErr w:type="spellStart"/>
+            <w:r>
+              <w:rPr>
+                <w:color w:val="262626"/>
+              </w:rPr>
+              <w:t>frontend</w:t>
+            </w:r>
+            <w:proofErr w:type="spellEnd"/>
+            <w:r>
+              <w:rPr>
+                <w:color w:val="262626"/>
+              </w:rPr>
+              <w:t>, variables de entorno, las tareas programadas de los recordatorios y de los pagos en duda, y el dominio con los correos reales. Sigo con Alexander en la caja y el comprobante en PDF, porque el modelo de datos de la caja es parte de lo que tengo a cargo y conviene que quien lo conoce revise la lógica del dinero. Hanns debería tomar las pruebas de interfaz y la validación con la clienta, que es lo que su rol pide. Como actividad nueva, sumo la lista de verificación de seguridad antes de publ</w:t>
+            </w:r>
+            <w:r>
+              <w:rPr>
+                <w:color w:val="262626"/>
+              </w:rPr>
+              <w:t>icar.</w:t>
             </w:r>
           </w:p>
           <w:p>
             <w:pPr>
-              <w:spacing w:before="0" w:after="0" w:line="240" w:lineRule="auto"/>
               <w:jc w:val="both"/>
             </w:pPr>
           </w:p>
@@ -1208,10 +1298,18 @@
                 <w:sz w:val="24"/>
                 <w:szCs w:val="24"/>
               </w:rPr>
-              <w:t>. APT  grupal</w:t>
+              <w:t xml:space="preserve">. </w:t>
             </w:r>
-            <w:bookmarkStart w:id="0" w:name="_GoBack"/>
-            <w:bookmarkEnd w:id="0"/>
+            <w:proofErr w:type="gramStart"/>
+            <w:r>
+              <w:rPr>
+                <w:rFonts w:eastAsiaTheme="majorEastAsia"/>
+                <w:sz w:val="24"/>
+                <w:szCs w:val="24"/>
+              </w:rPr>
+              <w:t>APT  grupal</w:t>
+            </w:r>
+            <w:proofErr w:type="gramEnd"/>
           </w:p>
         </w:tc>
       </w:tr>
@@ -1246,33 +1344,72 @@
           </w:p>
           <w:p>
             <w:pPr>
-              <w:spacing w:before="160" w:after="120" w:line="240" w:lineRule="auto"/>
+              <w:spacing w:before="160" w:after="120"/>
               <w:jc w:val="both"/>
             </w:pPr>
             <w:r>
               <w:rPr>
                 <w:color w:val="262626"/>
-                <w:sz w:val="22"/>
               </w:rPr>
               <w:t>Desde lo que aprendí con la certificación de Scrum, lo que más valoro es que las decisiones se toman entre los tres y que entregamos incrementos funcionando seguido: cada sprint terminó con algo que se podía mostrar. También valoro que documentamos las decisiones. Cuando descartamos Mercado Pago, quedó escrito por qué y qué alternativas se evaluaron.</w:t>
             </w:r>
           </w:p>
           <w:p>
             <w:pPr>
-              <w:spacing w:before="0" w:after="120" w:line="240" w:lineRule="auto"/>
+              <w:spacing w:after="120"/>
               <w:jc w:val="both"/>
             </w:pPr>
             <w:r>
               <w:rPr>
                 <w:color w:val="262626"/>
-                <w:sz w:val="22"/>
               </w:rPr>
-              <w:t>Para mejorar: dejar registro de las ceremonias, porque la planificación y la retrospectiva se hacen, pero casi no quedan por escrito; mantener el tablero real y no solo el documento de pendientes; y que todo cambio lo revise otro integrante, como dice nuestra Definition of Done, sin excepciones aunque haya apuro.</w:t>
+              <w:t xml:space="preserve">Para mejorar: dejar registro de las ceremonias, porque la planificación y la retrospectiva se hacen, pero casi no quedan por escrito; mantener el tablero real y no solo el documento de pendientes; y que todo cambio lo revise otro integrante, como dice nuestra </w:t>
+            </w:r>
+            <w:proofErr w:type="spellStart"/>
+            <w:r>
+              <w:rPr>
+                <w:color w:val="262626"/>
+              </w:rPr>
+              <w:t>Definition</w:t>
+            </w:r>
+            <w:proofErr w:type="spellEnd"/>
+            <w:r>
+              <w:rPr>
+                <w:color w:val="262626"/>
+              </w:rPr>
+              <w:t xml:space="preserve"> </w:t>
+            </w:r>
+            <w:proofErr w:type="spellStart"/>
+            <w:r>
+              <w:rPr>
+                <w:color w:val="262626"/>
+              </w:rPr>
+              <w:t>of</w:t>
+            </w:r>
+            <w:proofErr w:type="spellEnd"/>
+            <w:r>
+              <w:rPr>
+                <w:color w:val="262626"/>
+              </w:rPr>
+              <w:t xml:space="preserve"> Done, sin </w:t>
+            </w:r>
+            <w:proofErr w:type="gramStart"/>
+            <w:r>
+              <w:rPr>
+                <w:color w:val="262626"/>
+              </w:rPr>
+              <w:t>excepciones</w:t>
+            </w:r>
+            <w:proofErr w:type="gramEnd"/>
+            <w:r>
+              <w:rPr>
+                <w:color w:val="262626"/>
+              </w:rPr>
+              <w:t xml:space="preserve"> aunque haya apuro.</w:t>
             </w:r>
           </w:p>
           <w:p>
             <w:pPr>
-              <w:spacing w:before="0" w:after="0" w:line="240" w:lineRule="auto"/>
               <w:jc w:val="both"/>
             </w:pPr>
           </w:p>
@@ -1318,7 +1455,7 @@
 </file>
 
 <file path=word/endnotes.xml><?xml version="1.0" encoding="utf-8"?>
-<w:endnotes xmlns:wpc="http://schemas.microsoft.com/office/word/2010/wordprocessingCanvas" xmlns:cx="http://schemas.microsoft.com/office/drawing/2014/chartex" xmlns:mc="http://schemas.openxmlformats.org/markup-compatibility/2006" xmlns:o="urn:schemas-microsoft-com:office:office" xmlns:r="http://schemas.openxmlformats.org/officeDocument/2006/relationships" xmlns:m="http://schemas.openxmlformats.org/officeDocument/2006/math" xmlns:v="urn:schemas-microsoft-com:vml" xmlns:wp14="http://schemas.microsoft.com/office/word/2010/wordprocessingDrawing" xmlns:wp="http://schemas.openxmlformats.org/drawingml/2006/wordprocessingDrawing" xmlns:w10="urn:schemas-microsoft-com:office:word" xmlns:w="http://schemas.openxmlformats.org/wordprocessingml/2006/main" xmlns:w14="http://schemas.microsoft.com/office/word/2010/wordml" xmlns:w15="http://schemas.microsoft.com/office/word/2012/wordml" xmlns:w16se="http://schemas.microsoft.com/office/word/2015/wordml/symex" xmlns:wpg="http://schemas.microsoft.com/office/word/2010/wordprocessingGroup" xmlns:wpi="http://schemas.microsoft.com/office/word/2010/wordprocessingInk" xmlns:wne="http://schemas.microsoft.com/office/word/2006/wordml" xmlns:wps="http://schemas.microsoft.com/office/word/2010/wordprocessingShape" mc:Ignorable="w14 w15 w16se wp14">
+<w:endnotes xmlns:wpc="http://schemas.microsoft.com/office/word/2010/wordprocessingCanvas" xmlns:cx="http://schemas.microsoft.com/office/drawing/2014/chartex" xmlns:cx1="http://schemas.microsoft.com/office/drawing/2015/9/8/chartex" xmlns:cx2="http://schemas.microsoft.com/office/drawing/2015/10/21/chartex" xmlns:cx3="http://schemas.microsoft.com/office/drawing/2016/5/9/chartex" xmlns:cx4="http://schemas.microsoft.com/office/drawing/2016/5/10/chartex" xmlns:cx5="http://schemas.microsoft.com/office/drawing/2016/5/11/chartex" xmlns:cx6="http://schemas.microsoft.com/office/drawing/2016/5/12/chartex" xmlns:cx7="http://schemas.microsoft.com/office/drawing/2016/5/13/chartex" xmlns:cx8="http://schemas.microsoft.com/office/drawing/2016/5/14/chartex" xmlns:mc="http://schemas.openxmlformats.org/markup-compatibility/2006" xmlns:aink="http://schemas.microsoft.com/office/drawing/2016/ink" xmlns:am3d="http://schemas.microsoft.com/office/drawing/2017/model3d" xmlns:o="urn:schemas-microsoft-com:office:office" xmlns:oel="http://schemas.microsoft.com/office/2019/extlst" xmlns:r="http://schemas.openxmlformats.org/officeDocument/2006/relationships" xmlns:m="http://schemas.openxmlformats.org/officeDocument/2006/math" xmlns:v="urn:schemas-microsoft-com:vml" xmlns:wp14="http://schemas.microsoft.com/office/word/2010/wordprocessingDrawing" xmlns:wp="http://schemas.openxmlformats.org/drawingml/2006/wordprocessingDrawing" xmlns:w10="urn:schemas-microsoft-com:office:word" xmlns:w="http://schemas.openxmlformats.org/wordprocessingml/2006/main" xmlns:w14="http://schemas.microsoft.com/office/word/2010/wordml" xmlns:w15="http://schemas.microsoft.com/office/word/2012/wordml" xmlns:w16cex="http://schemas.microsoft.com/office/word/2018/wordml/cex" xmlns:w16cid="http://schemas.microsoft.com/office/word/2016/wordml/cid" xmlns:w16="http://schemas.microsoft.com/office/word/2018/wordml" xmlns:w16du="http://schemas.microsoft.com/office/word/2023/wordml/word16du" xmlns:w16sdtdh="http://schemas.microsoft.com/office/word/2020/wordml/sdtdatahash" xmlns:w16sdtfl="http://schemas.microsoft.com/office/word/2024/wordml/sdtformatlock" xmlns:w16se="http://schemas.microsoft.com/office/word/2015/wordml/symex" xmlns:wpg="http://schemas.microsoft.com/office/word/2010/wordprocessingGroup" xmlns:wpi="http://schemas.microsoft.com/office/word/2010/wordprocessingInk" xmlns:wne="http://schemas.microsoft.com/office/word/2006/wordml" xmlns:wps="http://schemas.microsoft.com/office/word/2010/wordprocessingShape" mc:Ignorable="w14 w15 w16se w16cid w16 w16cex w16sdtdh w16sdtfl w16du wp14">
   <w:endnote w:type="separator" w:id="-1">
     <w:p>
       <w:pPr>
@@ -1343,7 +1480,7 @@
 </file>
 
 <file path=word/footer1.xml><?xml version="1.0" encoding="utf-8"?>
-<w:ftr xmlns:wpc="http://schemas.microsoft.com/office/word/2010/wordprocessingCanvas" xmlns:cx="http://schemas.microsoft.com/office/drawing/2014/chartex" xmlns:mc="http://schemas.openxmlformats.org/markup-compatibility/2006" xmlns:o="urn:schemas-microsoft-com:office:office" xmlns:r="http://schemas.openxmlformats.org/officeDocument/2006/relationships" xmlns:m="http://schemas.openxmlformats.org/officeDocument/2006/math" xmlns:v="urn:schemas-microsoft-com:vml" xmlns:wp14="http://schemas.microsoft.com/office/word/2010/wordprocessingDrawing" xmlns:wp="http://schemas.openxmlformats.org/drawingml/2006/wordprocessingDrawing" xmlns:w10="urn:schemas-microsoft-com:office:word" xmlns:w="http://schemas.openxmlformats.org/wordprocessingml/2006/main" xmlns:w14="http://schemas.microsoft.com/office/word/2010/wordml" xmlns:w15="http://schemas.microsoft.com/office/word/2012/wordml" xmlns:w16se="http://schemas.microsoft.com/office/word/2015/wordml/symex" xmlns:wpg="http://schemas.microsoft.com/office/word/2010/wordprocessingGroup" xmlns:wpi="http://schemas.microsoft.com/office/word/2010/wordprocessingInk" xmlns:wne="http://schemas.microsoft.com/office/word/2006/wordml" xmlns:wps="http://schemas.microsoft.com/office/word/2010/wordprocessingShape" mc:Ignorable="w14 w15 w16se wp14">
+<w:ftr xmlns:wpc="http://schemas.microsoft.com/office/word/2010/wordprocessingCanvas" xmlns:cx="http://schemas.microsoft.com/office/drawing/2014/chartex" xmlns:cx1="http://schemas.microsoft.com/office/drawing/2015/9/8/chartex" xmlns:cx2="http://schemas.microsoft.com/office/drawing/2015/10/21/chartex" xmlns:cx3="http://schemas.microsoft.com/office/drawing/2016/5/9/chartex" xmlns:cx4="http://schemas.microsoft.com/office/drawing/2016/5/10/chartex" xmlns:cx5="http://schemas.microsoft.com/office/drawing/2016/5/11/chartex" xmlns:cx6="http://schemas.microsoft.com/office/drawing/2016/5/12/chartex" xmlns:cx7="http://schemas.microsoft.com/office/drawing/2016/5/13/chartex" xmlns:cx8="http://schemas.microsoft.com/office/drawing/2016/5/14/chartex" xmlns:mc="http://schemas.openxmlformats.org/markup-compatibility/2006" xmlns:aink="http://schemas.microsoft.com/office/drawing/2016/ink" xmlns:am3d="http://schemas.microsoft.com/office/drawing/2017/model3d" xmlns:o="urn:schemas-microsoft-com:office:office" xmlns:oel="http://schemas.microsoft.com/office/2019/extlst" xmlns:r="http://schemas.openxmlformats.org/officeDocument/2006/relationships" xmlns:m="http://schemas.openxmlformats.org/officeDocument/2006/math" xmlns:v="urn:schemas-microsoft-com:vml" xmlns:wp14="http://schemas.microsoft.com/office/word/2010/wordprocessingDrawing" xmlns:wp="http://schemas.openxmlformats.org/drawingml/2006/wordprocessingDrawing" xmlns:w10="urn:schemas-microsoft-com:office:word" xmlns:w="http://schemas.openxmlformats.org/wordprocessingml/2006/main" xmlns:w14="http://schemas.microsoft.com/office/word/2010/wordml" xmlns:w15="http://schemas.microsoft.com/office/word/2012/wordml" xmlns:w16cex="http://schemas.microsoft.com/office/word/2018/wordml/cex" xmlns:w16cid="http://schemas.microsoft.com/office/word/2016/wordml/cid" xmlns:w16="http://schemas.microsoft.com/office/word/2018/wordml" xmlns:w16du="http://schemas.microsoft.com/office/word/2023/wordml/word16du" xmlns:w16sdtdh="http://schemas.microsoft.com/office/word/2020/wordml/sdtdatahash" xmlns:w16sdtfl="http://schemas.microsoft.com/office/word/2024/wordml/sdtformatlock" xmlns:w16se="http://schemas.microsoft.com/office/word/2015/wordml/symex" xmlns:wpg="http://schemas.microsoft.com/office/word/2010/wordprocessingGroup" xmlns:wpi="http://schemas.microsoft.com/office/word/2010/wordprocessingInk" xmlns:wne="http://schemas.microsoft.com/office/word/2006/wordml" xmlns:wps="http://schemas.microsoft.com/office/word/2010/wordprocessingShape" mc:Ignorable="w14 w15 w16se w16cid w16 w16cex w16sdtdh w16sdtfl w16du wp14">
   <w:sdt>
     <w:sdtPr>
       <w:id w:val="-937982979"/>
@@ -1631,7 +1768,7 @@
 </file>
 
 <file path=word/footnotes.xml><?xml version="1.0" encoding="utf-8"?>
-<w:footnotes xmlns:wpc="http://schemas.microsoft.com/office/word/2010/wordprocessingCanvas" xmlns:cx="http://schemas.microsoft.com/office/drawing/2014/chartex" xmlns:mc="http://schemas.openxmlformats.org/markup-compatibility/2006" xmlns:o="urn:schemas-microsoft-com:office:office" xmlns:r="http://schemas.openxmlformats.org/officeDocument/2006/relationships" xmlns:m="http://schemas.openxmlformats.org/officeDocument/2006/math" xmlns:v="urn:schemas-microsoft-com:vml" xmlns:wp14="http://schemas.microsoft.com/office/word/2010/wordprocessingDrawing" xmlns:wp="http://schemas.openxmlformats.org/drawingml/2006/wordprocessingDrawing" xmlns:w10="urn:schemas-microsoft-com:office:word" xmlns:w="http://schemas.openxmlformats.org/wordprocessingml/2006/main" xmlns:w14="http://schemas.microsoft.com/office/word/2010/wordml" xmlns:w15="http://schemas.microsoft.com/office/word/2012/wordml" xmlns:w16se="http://schemas.microsoft.com/office/word/2015/wordml/symex" xmlns:wpg="http://schemas.microsoft.com/office/word/2010/wordprocessingGroup" xmlns:wpi="http://schemas.microsoft.com/office/word/2010/wordprocessingInk" xmlns:wne="http://schemas.microsoft.com/office/word/2006/wordml" xmlns:wps="http://schemas.microsoft.com/office/word/2010/wordprocessingShape" mc:Ignorable="w14 w15 w16se wp14">
+<w:footnotes xmlns:wpc="http://schemas.microsoft.com/office/word/2010/wordprocessingCanvas" xmlns:cx="http://schemas.microsoft.com/office/drawing/2014/chartex" xmlns:cx1="http://schemas.microsoft.com/office/drawing/2015/9/8/chartex" xmlns:cx2="http://schemas.microsoft.com/office/drawing/2015/10/21/chartex" xmlns:cx3="http://schemas.microsoft.com/office/drawing/2016/5/9/chartex" xmlns:cx4="http://schemas.microsoft.com/office/drawing/2016/5/10/chartex" xmlns:cx5="http://schemas.microsoft.com/office/drawing/2016/5/11/chartex" xmlns:cx6="http://schemas.microsoft.com/office/drawing/2016/5/12/chartex" xmlns:cx7="http://schemas.microsoft.com/office/drawing/2016/5/13/chartex" xmlns:cx8="http://schemas.microsoft.com/office/drawing/2016/5/14/chartex" xmlns:mc="http://schemas.openxmlformats.org/markup-compatibility/2006" xmlns:aink="http://schemas.microsoft.com/office/drawing/2016/ink" xmlns:am3d="http://schemas.microsoft.com/office/drawing/2017/model3d" xmlns:o="urn:schemas-microsoft-com:office:office" xmlns:oel="http://schemas.microsoft.com/office/2019/extlst" xmlns:r="http://schemas.openxmlformats.org/officeDocument/2006/relationships" xmlns:m="http://schemas.openxmlformats.org/officeDocument/2006/math" xmlns:v="urn:schemas-microsoft-com:vml" xmlns:wp14="http://schemas.microsoft.com/office/word/2010/wordprocessingDrawing" xmlns:wp="http://schemas.openxmlformats.org/drawingml/2006/wordprocessingDrawing" xmlns:w10="urn:schemas-microsoft-com:office:word" xmlns:w="http://schemas.openxmlformats.org/wordprocessingml/2006/main" xmlns:w14="http://schemas.microsoft.com/office/word/2010/wordml" xmlns:w15="http://schemas.microsoft.com/office/word/2012/wordml" xmlns:w16cex="http://schemas.microsoft.com/office/word/2018/wordml/cex" xmlns:w16cid="http://schemas.microsoft.com/office/word/2016/wordml/cid" xmlns:w16="http://schemas.microsoft.com/office/word/2018/wordml" xmlns:w16du="http://schemas.microsoft.com/office/word/2023/wordml/word16du" xmlns:w16sdtdh="http://schemas.microsoft.com/office/word/2020/wordml/sdtdatahash" xmlns:w16sdtfl="http://schemas.microsoft.com/office/word/2024/wordml/sdtformatlock" xmlns:w16se="http://schemas.microsoft.com/office/word/2015/wordml/symex" xmlns:wpg="http://schemas.microsoft.com/office/word/2010/wordprocessingGroup" xmlns:wpi="http://schemas.microsoft.com/office/word/2010/wordprocessingInk" xmlns:wne="http://schemas.microsoft.com/office/word/2006/wordml" xmlns:wps="http://schemas.microsoft.com/office/word/2010/wordprocessingShape" mc:Ignorable="w14 w15 w16se w16cid w16 w16cex w16sdtdh w16sdtfl w16du wp14">
   <w:footnote w:type="separator" w:id="-1">
     <w:p>
       <w:pPr>
@@ -1656,7 +1793,7 @@
 </file>
 
 <file path=word/header1.xml><?xml version="1.0" encoding="utf-8"?>
-<w:hdr xmlns:wpc="http://schemas.microsoft.com/office/word/2010/wordprocessingCanvas" xmlns:cx="http://schemas.microsoft.com/office/drawing/2014/chartex" xmlns:mc="http://schemas.openxmlformats.org/markup-compatibility/2006" xmlns:o="urn:schemas-microsoft-com:office:office" xmlns:r="http://schemas.openxmlformats.org/officeDocument/2006/relationships" xmlns:m="http://schemas.openxmlformats.org/officeDocument/2006/math" xmlns:v="urn:schemas-microsoft-com:vml" xmlns:wp14="http://schemas.microsoft.com/office/word/2010/wordprocessingDrawing" xmlns:wp="http://schemas.openxmlformats.org/drawingml/2006/wordprocessingDrawing" xmlns:w10="urn:schemas-microsoft-com:office:word" xmlns:w="http://schemas.openxmlformats.org/wordprocessingml/2006/main" xmlns:w14="http://schemas.microsoft.com/office/word/2010/wordml" xmlns:w15="http://schemas.microsoft.com/office/word/2012/wordml" xmlns:w16se="http://schemas.microsoft.com/office/word/2015/wordml/symex" xmlns:wpg="http://schemas.microsoft.com/office/word/2010/wordprocessingGroup" xmlns:wpi="http://schemas.microsoft.com/office/word/2010/wordprocessingInk" xmlns:wne="http://schemas.microsoft.com/office/word/2006/wordml" xmlns:wps="http://schemas.microsoft.com/office/word/2010/wordprocessingShape" mc:Ignorable="w14 w15 w16se wp14">
+<w:hdr xmlns:wpc="http://schemas.microsoft.com/office/word/2010/wordprocessingCanvas" xmlns:cx="http://schemas.microsoft.com/office/drawing/2014/chartex" xmlns:cx1="http://schemas.microsoft.com/office/drawing/2015/9/8/chartex" xmlns:cx2="http://schemas.microsoft.com/office/drawing/2015/10/21/chartex" xmlns:cx3="http://schemas.microsoft.com/office/drawing/2016/5/9/chartex" xmlns:cx4="http://schemas.microsoft.com/office/drawing/2016/5/10/chartex" xmlns:cx5="http://schemas.microsoft.com/office/drawing/2016/5/11/chartex" xmlns:cx6="http://schemas.microsoft.com/office/drawing/2016/5/12/chartex" xmlns:cx7="http://schemas.microsoft.com/office/drawing/2016/5/13/chartex" xmlns:cx8="http://schemas.microsoft.com/office/drawing/2016/5/14/chartex" xmlns:mc="http://schemas.openxmlformats.org/markup-compatibility/2006" xmlns:aink="http://schemas.microsoft.com/office/drawing/2016/ink" xmlns:am3d="http://schemas.microsoft.com/office/drawing/2017/model3d" xmlns:o="urn:schemas-microsoft-com:office:office" xmlns:oel="http://schemas.microsoft.com/office/2019/extlst" xmlns:r="http://schemas.openxmlformats.org/officeDocument/2006/relationships" xmlns:m="http://schemas.openxmlformats.org/officeDocument/2006/math" xmlns:v="urn:schemas-microsoft-com:vml" xmlns:wp14="http://schemas.microsoft.com/office/word/2010/wordprocessingDrawing" xmlns:wp="http://schemas.openxmlformats.org/drawingml/2006/wordprocessingDrawing" xmlns:w10="urn:schemas-microsoft-com:office:word" xmlns:w="http://schemas.openxmlformats.org/wordprocessingml/2006/main" xmlns:w14="http://schemas.microsoft.com/office/word/2010/wordml" xmlns:w15="http://schemas.microsoft.com/office/word/2012/wordml" xmlns:w16cex="http://schemas.microsoft.com/office/word/2018/wordml/cex" xmlns:w16cid="http://schemas.microsoft.com/office/word/2016/wordml/cid" xmlns:w16="http://schemas.microsoft.com/office/word/2018/wordml" xmlns:w16du="http://schemas.microsoft.com/office/word/2023/wordml/word16du" xmlns:w16sdtdh="http://schemas.microsoft.com/office/word/2020/wordml/sdtdatahash" xmlns:w16sdtfl="http://schemas.microsoft.com/office/word/2024/wordml/sdtformatlock" xmlns:w16se="http://schemas.microsoft.com/office/word/2015/wordml/symex" xmlns:wpg="http://schemas.microsoft.com/office/word/2010/wordprocessingGroup" xmlns:wpi="http://schemas.microsoft.com/office/word/2010/wordprocessingInk" xmlns:wne="http://schemas.microsoft.com/office/word/2006/wordml" xmlns:wps="http://schemas.microsoft.com/office/word/2010/wordprocessingShape" mc:Ignorable="w14 w15 w16se w16cid w16 w16cex w16sdtdh w16sdtfl w16du wp14">
   <w:tbl>
     <w:tblPr>
       <w:tblStyle w:val="Tablaconcuadrcula"/>
@@ -1836,7 +1973,7 @@
 </file>
 
 <file path=word/header2.xml><?xml version="1.0" encoding="utf-8"?>
-<w:hdr xmlns:wpc="http://schemas.microsoft.com/office/word/2010/wordprocessingCanvas" xmlns:cx="http://schemas.microsoft.com/office/drawing/2014/chartex" xmlns:mc="http://schemas.openxmlformats.org/markup-compatibility/2006" xmlns:o="urn:schemas-microsoft-com:office:office" xmlns:r="http://schemas.openxmlformats.org/officeDocument/2006/relationships" xmlns:m="http://schemas.openxmlformats.org/officeDocument/2006/math" xmlns:v="urn:schemas-microsoft-com:vml" xmlns:wp14="http://schemas.microsoft.com/office/word/2010/wordprocessingDrawing" xmlns:wp="http://schemas.openxmlformats.org/drawingml/2006/wordprocessingDrawing" xmlns:w10="urn:schemas-microsoft-com:office:word" xmlns:w="http://schemas.openxmlformats.org/wordprocessingml/2006/main" xmlns:w14="http://schemas.microsoft.com/office/word/2010/wordml" xmlns:w15="http://schemas.microsoft.com/office/word/2012/wordml" xmlns:w16se="http://schemas.microsoft.com/office/word/2015/wordml/symex" xmlns:wpg="http://schemas.microsoft.com/office/word/2010/wordprocessingGroup" xmlns:wpi="http://schemas.microsoft.com/office/word/2010/wordprocessingInk" xmlns:wne="http://schemas.microsoft.com/office/word/2006/wordml" xmlns:wps="http://schemas.microsoft.com/office/word/2010/wordprocessingShape" mc:Ignorable="w14 w15 w16se wp14">
+<w:hdr xmlns:wpc="http://schemas.microsoft.com/office/word/2010/wordprocessingCanvas" xmlns:cx="http://schemas.microsoft.com/office/drawing/2014/chartex" xmlns:cx1="http://schemas.microsoft.com/office/drawing/2015/9/8/chartex" xmlns:cx2="http://schemas.microsoft.com/office/drawing/2015/10/21/chartex" xmlns:cx3="http://schemas.microsoft.com/office/drawing/2016/5/9/chartex" xmlns:cx4="http://schemas.microsoft.com/office/drawing/2016/5/10/chartex" xmlns:cx5="http://schemas.microsoft.com/office/drawing/2016/5/11/chartex" xmlns:cx6="http://schemas.microsoft.com/office/drawing/2016/5/12/chartex" xmlns:cx7="http://schemas.microsoft.com/office/drawing/2016/5/13/chartex" xmlns:cx8="http://schemas.microsoft.com/office/drawing/2016/5/14/chartex" xmlns:mc="http://schemas.openxmlformats.org/markup-compatibility/2006" xmlns:aink="http://schemas.microsoft.com/office/drawing/2016/ink" xmlns:am3d="http://schemas.microsoft.com/office/drawing/2017/model3d" xmlns:o="urn:schemas-microsoft-com:office:office" xmlns:oel="http://schemas.microsoft.com/office/2019/extlst" xmlns:r="http://schemas.openxmlformats.org/officeDocument/2006/relationships" xmlns:m="http://schemas.openxmlformats.org/officeDocument/2006/math" xmlns:v="urn:schemas-microsoft-com:vml" xmlns:wp14="http://schemas.microsoft.com/office/word/2010/wordprocessingDrawing" xmlns:wp="http://schemas.openxmlformats.org/drawingml/2006/wordprocessingDrawing" xmlns:w10="urn:schemas-microsoft-com:office:word" xmlns:w="http://schemas.openxmlformats.org/wordprocessingml/2006/main" xmlns:w14="http://schemas.microsoft.com/office/word/2010/wordml" xmlns:w15="http://schemas.microsoft.com/office/word/2012/wordml" xmlns:w16cex="http://schemas.microsoft.com/office/word/2018/wordml/cex" xmlns:w16cid="http://schemas.microsoft.com/office/word/2016/wordml/cid" xmlns:w16="http://schemas.microsoft.com/office/word/2018/wordml" xmlns:w16du="http://schemas.microsoft.com/office/word/2023/wordml/word16du" xmlns:w16sdtdh="http://schemas.microsoft.com/office/word/2020/wordml/sdtdatahash" xmlns:w16sdtfl="http://schemas.microsoft.com/office/word/2024/wordml/sdtformatlock" xmlns:w16se="http://schemas.microsoft.com/office/word/2015/wordml/symex" xmlns:wpg="http://schemas.microsoft.com/office/word/2010/wordprocessingGroup" xmlns:wpi="http://schemas.microsoft.com/office/word/2010/wordprocessingInk" xmlns:wne="http://schemas.microsoft.com/office/word/2006/wordml" xmlns:wps="http://schemas.microsoft.com/office/word/2010/wordprocessingShape" mc:Ignorable="w14 w15 w16se w16cid w16 w16cex w16sdtdh w16sdtfl w16du wp14">
   <w:tbl>
     <w:tblPr>
       <w:tblStyle w:val="Tablaconcuadrcula"/>
@@ -2111,7 +2248,7 @@
 </file>
 
 <file path=word/numbering.xml><?xml version="1.0" encoding="utf-8"?>
-<w:numbering xmlns:wpc="http://schemas.microsoft.com/office/word/2010/wordprocessingCanvas" xmlns:cx="http://schemas.microsoft.com/office/drawing/2014/chartex" xmlns:mc="http://schemas.openxmlformats.org/markup-compatibility/2006" xmlns:o="urn:schemas-microsoft-com:office:office" xmlns:r="http://schemas.openxmlformats.org/officeDocument/2006/relationships" xmlns:m="http://schemas.openxmlformats.org/officeDocument/2006/math" xmlns:v="urn:schemas-microsoft-com:vml" xmlns:wp14="http://schemas.microsoft.com/office/word/2010/wordprocessingDrawing" xmlns:wp="http://schemas.openxmlformats.org/drawingml/2006/wordprocessingDrawing" xmlns:w10="urn:schemas-microsoft-com:office:word" xmlns:w="http://schemas.openxmlformats.org/wordprocessingml/2006/main" xmlns:w14="http://schemas.microsoft.com/office/word/2010/wordml" xmlns:w15="http://schemas.microsoft.com/office/word/2012/wordml" xmlns:w16se="http://schemas.microsoft.com/office/word/2015/wordml/symex" xmlns:wpg="http://schemas.microsoft.com/office/word/2010/wordprocessingGroup" xmlns:wpi="http://schemas.microsoft.com/office/word/2010/wordprocessingInk" xmlns:wne="http://schemas.microsoft.com/office/word/2006/wordml" xmlns:wps="http://schemas.microsoft.com/office/word/2010/wordprocessingShape" mc:Ignorable="w14 w15 w16se wp14">
+<w:numbering xmlns:wpc="http://schemas.microsoft.com/office/word/2010/wordprocessingCanvas" xmlns:cx="http://schemas.microsoft.com/office/drawing/2014/chartex" xmlns:cx1="http://schemas.microsoft.com/office/drawing/2015/9/8/chartex" xmlns:cx2="http://schemas.microsoft.com/office/drawing/2015/10/21/chartex" xmlns:cx3="http://schemas.microsoft.com/office/drawing/2016/5/9/chartex" xmlns:cx4="http://schemas.microsoft.com/office/drawing/2016/5/10/chartex" xmlns:cx5="http://schemas.microsoft.com/office/drawing/2016/5/11/chartex" xmlns:cx6="http://schemas.microsoft.com/office/drawing/2016/5/12/chartex" xmlns:cx7="http://schemas.microsoft.com/office/drawing/2016/5/13/chartex" xmlns:cx8="http://schemas.microsoft.com/office/drawing/2016/5/14/chartex" xmlns:mc="http://schemas.openxmlformats.org/markup-compatibility/2006" xmlns:aink="http://schemas.microsoft.com/office/drawing/2016/ink" xmlns:am3d="http://schemas.microsoft.com/office/drawing/2017/model3d" xmlns:o="urn:schemas-microsoft-com:office:office" xmlns:oel="http://schemas.microsoft.com/office/2019/extlst" xmlns:r="http://schemas.openxmlformats.org/officeDocument/2006/relationships" xmlns:m="http://schemas.openxmlformats.org/officeDocument/2006/math" xmlns:v="urn:schemas-microsoft-com:vml" xmlns:wp14="http://schemas.microsoft.com/office/word/2010/wordprocessingDrawing" xmlns:wp="http://schemas.openxmlformats.org/drawingml/2006/wordprocessingDrawing" xmlns:w10="urn:schemas-microsoft-com:office:word" xmlns:w="http://schemas.openxmlformats.org/wordprocessingml/2006/main" xmlns:w14="http://schemas.microsoft.com/office/word/2010/wordml" xmlns:w15="http://schemas.microsoft.com/office/word/2012/wordml" xmlns:w16cex="http://schemas.microsoft.com/office/word/2018/wordml/cex" xmlns:w16cid="http://schemas.microsoft.com/office/word/2016/wordml/cid" xmlns:w16="http://schemas.microsoft.com/office/word/2018/wordml" xmlns:w16du="http://schemas.microsoft.com/office/word/2023/wordml/word16du" xmlns:w16sdtdh="http://schemas.microsoft.com/office/word/2020/wordml/sdtdatahash" xmlns:w16sdtfl="http://schemas.microsoft.com/office/word/2024/wordml/sdtformatlock" xmlns:w16se="http://schemas.microsoft.com/office/word/2015/wordml/symex" xmlns:wpg="http://schemas.microsoft.com/office/word/2010/wordprocessingGroup" xmlns:wpi="http://schemas.microsoft.com/office/word/2010/wordprocessingInk" xmlns:wne="http://schemas.microsoft.com/office/word/2006/wordml" xmlns:wps="http://schemas.microsoft.com/office/word/2010/wordprocessingShape" mc:Ignorable="w14 w15 w16se w16cid w16 w16cex w16sdtdh w16sdtfl w16du wp14">
   <w:abstractNum w:abstractNumId="0" w15:restartNumberingAfterBreak="0">
     <w:nsid w:val="049156A1"/>
     <w:multiLevelType w:val="hybridMultilevel"/>
@@ -3133,6 +3270,20 @@
     </w:lvl>
   </w:abstractNum>
   <w:abstractNum w:abstractNumId="9" w15:restartNumberingAfterBreak="0">
+    <w:nsid w:val="20882E1C"/>
+    <w:multiLevelType w:val="singleLevel"/>
+    <w:tmpl w:val="521C8990"/>
+    <w:lvl w:ilvl="0">
+      <w:start w:val="1"/>
+      <w:numFmt w:val="decimal"/>
+      <w:lvlText w:val="%1."/>
+      <w:lvlJc w:val="left"/>
+      <w:pPr>
+        <w:ind w:left="340" w:hanging="284"/>
+      </w:pPr>
+    </w:lvl>
+  </w:abstractNum>
+  <w:abstractNum w:abstractNumId="10" w15:restartNumberingAfterBreak="0">
     <w:nsid w:val="20BF044C"/>
     <w:multiLevelType w:val="hybridMultilevel"/>
     <w:tmpl w:val="BBCC2A0C"/>
@@ -3221,7 +3372,7 @@
       </w:pPr>
     </w:lvl>
   </w:abstractNum>
-  <w:abstractNum w:abstractNumId="10" w15:restartNumberingAfterBreak="0">
+  <w:abstractNum w:abstractNumId="11" w15:restartNumberingAfterBreak="0">
     <w:nsid w:val="26DC0205"/>
     <w:multiLevelType w:val="hybridMultilevel"/>
     <w:tmpl w:val="3D0ECF16"/>
@@ -3334,7 +3485,7 @@
       </w:rPr>
     </w:lvl>
   </w:abstractNum>
-  <w:abstractNum w:abstractNumId="11" w15:restartNumberingAfterBreak="0">
+  <w:abstractNum w:abstractNumId="12" w15:restartNumberingAfterBreak="0">
     <w:nsid w:val="26FB1285"/>
     <w:multiLevelType w:val="hybridMultilevel"/>
     <w:tmpl w:val="17768D6C"/>
@@ -3423,7 +3574,7 @@
       </w:pPr>
     </w:lvl>
   </w:abstractNum>
-  <w:abstractNum w:abstractNumId="12" w15:restartNumberingAfterBreak="0">
+  <w:abstractNum w:abstractNumId="13" w15:restartNumberingAfterBreak="0">
     <w:nsid w:val="2B225FEE"/>
     <w:multiLevelType w:val="hybridMultilevel"/>
     <w:tmpl w:val="45005F9C"/>
@@ -3536,7 +3687,7 @@
       </w:rPr>
     </w:lvl>
   </w:abstractNum>
-  <w:abstractNum w:abstractNumId="13" w15:restartNumberingAfterBreak="0">
+  <w:abstractNum w:abstractNumId="14" w15:restartNumberingAfterBreak="0">
     <w:nsid w:val="2BB44D38"/>
     <w:multiLevelType w:val="hybridMultilevel"/>
     <w:tmpl w:val="20C6B6FC"/>
@@ -3649,7 +3800,7 @@
       </w:rPr>
     </w:lvl>
   </w:abstractNum>
-  <w:abstractNum w:abstractNumId="14" w15:restartNumberingAfterBreak="0">
+  <w:abstractNum w:abstractNumId="15" w15:restartNumberingAfterBreak="0">
     <w:nsid w:val="2D345837"/>
     <w:multiLevelType w:val="hybridMultilevel"/>
     <w:tmpl w:val="0DE203DE"/>
@@ -3762,7 +3913,7 @@
       </w:rPr>
     </w:lvl>
   </w:abstractNum>
-  <w:abstractNum w:abstractNumId="15" w15:restartNumberingAfterBreak="0">
+  <w:abstractNum w:abstractNumId="16" w15:restartNumberingAfterBreak="0">
     <w:nsid w:val="2FFD4C7F"/>
     <w:multiLevelType w:val="multilevel"/>
     <w:tmpl w:val="CAF0F936"/>
@@ -3883,7 +4034,7 @@
       </w:rPr>
     </w:lvl>
   </w:abstractNum>
-  <w:abstractNum w:abstractNumId="16" w15:restartNumberingAfterBreak="0">
+  <w:abstractNum w:abstractNumId="17" w15:restartNumberingAfterBreak="0">
     <w:nsid w:val="34CF2F87"/>
     <w:multiLevelType w:val="hybridMultilevel"/>
     <w:tmpl w:val="118C685A"/>
@@ -3996,7 +4147,7 @@
       </w:rPr>
     </w:lvl>
   </w:abstractNum>
-  <w:abstractNum w:abstractNumId="17" w15:restartNumberingAfterBreak="0">
+  <w:abstractNum w:abstractNumId="18" w15:restartNumberingAfterBreak="0">
     <w:nsid w:val="38357D52"/>
     <w:multiLevelType w:val="hybridMultilevel"/>
     <w:tmpl w:val="FEC43D04"/>
@@ -4082,7 +4233,7 @@
       </w:pPr>
     </w:lvl>
   </w:abstractNum>
-  <w:abstractNum w:abstractNumId="18" w15:restartNumberingAfterBreak="0">
+  <w:abstractNum w:abstractNumId="19" w15:restartNumberingAfterBreak="0">
     <w:nsid w:val="3B2D7969"/>
     <w:multiLevelType w:val="hybridMultilevel"/>
     <w:tmpl w:val="E232559C"/>
@@ -4195,7 +4346,7 @@
       </w:rPr>
     </w:lvl>
   </w:abstractNum>
-  <w:abstractNum w:abstractNumId="19" w15:restartNumberingAfterBreak="0">
+  <w:abstractNum w:abstractNumId="20" w15:restartNumberingAfterBreak="0">
     <w:nsid w:val="3BA86CEA"/>
     <w:multiLevelType w:val="hybridMultilevel"/>
     <w:tmpl w:val="9FE6ED10"/>
@@ -4308,7 +4459,7 @@
       </w:rPr>
     </w:lvl>
   </w:abstractNum>
-  <w:abstractNum w:abstractNumId="20" w15:restartNumberingAfterBreak="0">
+  <w:abstractNum w:abstractNumId="21" w15:restartNumberingAfterBreak="0">
     <w:nsid w:val="3F0F587D"/>
     <w:multiLevelType w:val="hybridMultilevel"/>
     <w:tmpl w:val="D99019EE"/>
@@ -4421,7 +4572,7 @@
       </w:rPr>
     </w:lvl>
   </w:abstractNum>
-  <w:abstractNum w:abstractNumId="21" w15:restartNumberingAfterBreak="0">
+  <w:abstractNum w:abstractNumId="22" w15:restartNumberingAfterBreak="0">
     <w:nsid w:val="44F11BDD"/>
     <w:multiLevelType w:val="hybridMultilevel"/>
     <w:tmpl w:val="3F5AF554"/>
@@ -4534,7 +4685,24 @@
       </w:rPr>
     </w:lvl>
   </w:abstractNum>
-  <w:abstractNum w:abstractNumId="22" w15:restartNumberingAfterBreak="0">
+  <w:abstractNum w:abstractNumId="23" w15:restartNumberingAfterBreak="0">
+    <w:nsid w:val="45D9664F"/>
+    <w:multiLevelType w:val="singleLevel"/>
+    <w:tmpl w:val="475AA8A4"/>
+    <w:lvl w:ilvl="0">
+      <w:start w:val="1"/>
+      <w:numFmt w:val="bullet"/>
+      <w:lvlText w:val="•"/>
+      <w:lvlJc w:val="left"/>
+      <w:pPr>
+        <w:ind w:left="340" w:hanging="227"/>
+      </w:pPr>
+      <w:rPr>
+        <w:rFonts w:ascii="Arial" w:hAnsi="Arial" w:cs="Arial" w:hint="default"/>
+      </w:rPr>
+    </w:lvl>
+  </w:abstractNum>
+  <w:abstractNum w:abstractNumId="24" w15:restartNumberingAfterBreak="0">
     <w:nsid w:val="4FE12D10"/>
     <w:multiLevelType w:val="hybridMultilevel"/>
     <w:tmpl w:val="1550181C"/>
@@ -4647,7 +4815,7 @@
       </w:rPr>
     </w:lvl>
   </w:abstractNum>
-  <w:abstractNum w:abstractNumId="23" w15:restartNumberingAfterBreak="0">
+  <w:abstractNum w:abstractNumId="25" w15:restartNumberingAfterBreak="0">
     <w:nsid w:val="50C131BC"/>
     <w:multiLevelType w:val="hybridMultilevel"/>
     <w:tmpl w:val="8FDC567E"/>
@@ -4760,7 +4928,7 @@
       </w:rPr>
     </w:lvl>
   </w:abstractNum>
-  <w:abstractNum w:abstractNumId="24" w15:restartNumberingAfterBreak="0">
+  <w:abstractNum w:abstractNumId="26" w15:restartNumberingAfterBreak="0">
     <w:nsid w:val="510E5C01"/>
     <w:multiLevelType w:val="multilevel"/>
     <w:tmpl w:val="BC9C1F48"/>
@@ -4873,7 +5041,7 @@
       </w:rPr>
     </w:lvl>
   </w:abstractNum>
-  <w:abstractNum w:abstractNumId="25" w15:restartNumberingAfterBreak="0">
+  <w:abstractNum w:abstractNumId="27" w15:restartNumberingAfterBreak="0">
     <w:nsid w:val="5C463542"/>
     <w:multiLevelType w:val="multilevel"/>
     <w:tmpl w:val="C3E4949E"/>
@@ -5022,7 +5190,7 @@
       </w:rPr>
     </w:lvl>
   </w:abstractNum>
-  <w:abstractNum w:abstractNumId="26" w15:restartNumberingAfterBreak="0">
+  <w:abstractNum w:abstractNumId="28" w15:restartNumberingAfterBreak="0">
     <w:nsid w:val="64E91BB3"/>
     <w:multiLevelType w:val="multilevel"/>
     <w:tmpl w:val="A672F762"/>
@@ -5171,7 +5339,7 @@
       </w:rPr>
     </w:lvl>
   </w:abstractNum>
-  <w:abstractNum w:abstractNumId="27" w15:restartNumberingAfterBreak="0">
+  <w:abstractNum w:abstractNumId="29" w15:restartNumberingAfterBreak="0">
     <w:nsid w:val="6ADA0051"/>
     <w:multiLevelType w:val="multilevel"/>
     <w:tmpl w:val="C806233A"/>
@@ -5320,7 +5488,7 @@
       </w:rPr>
     </w:lvl>
   </w:abstractNum>
-  <w:abstractNum w:abstractNumId="28" w15:restartNumberingAfterBreak="0">
+  <w:abstractNum w:abstractNumId="30" w15:restartNumberingAfterBreak="0">
     <w:nsid w:val="6BDB0362"/>
     <w:multiLevelType w:val="hybridMultilevel"/>
     <w:tmpl w:val="8106327E"/>
@@ -5409,7 +5577,7 @@
       </w:pPr>
     </w:lvl>
   </w:abstractNum>
-  <w:abstractNum w:abstractNumId="29" w15:restartNumberingAfterBreak="0">
+  <w:abstractNum w:abstractNumId="31" w15:restartNumberingAfterBreak="0">
     <w:nsid w:val="6F3C13F9"/>
     <w:multiLevelType w:val="hybridMultilevel"/>
     <w:tmpl w:val="B40CE148"/>
@@ -5522,7 +5690,7 @@
       </w:rPr>
     </w:lvl>
   </w:abstractNum>
-  <w:abstractNum w:abstractNumId="30" w15:restartNumberingAfterBreak="0">
+  <w:abstractNum w:abstractNumId="32" w15:restartNumberingAfterBreak="0">
     <w:nsid w:val="6F5F64B1"/>
     <w:multiLevelType w:val="hybridMultilevel"/>
     <w:tmpl w:val="999C60C0"/>
@@ -5611,7 +5779,7 @@
       </w:pPr>
     </w:lvl>
   </w:abstractNum>
-  <w:abstractNum w:abstractNumId="31" w15:restartNumberingAfterBreak="0">
+  <w:abstractNum w:abstractNumId="33" w15:restartNumberingAfterBreak="0">
     <w:nsid w:val="731E1176"/>
     <w:multiLevelType w:val="hybridMultilevel"/>
     <w:tmpl w:val="5846EECC"/>
@@ -5700,7 +5868,7 @@
       </w:pPr>
     </w:lvl>
   </w:abstractNum>
-  <w:abstractNum w:abstractNumId="32" w15:restartNumberingAfterBreak="0">
+  <w:abstractNum w:abstractNumId="34" w15:restartNumberingAfterBreak="0">
     <w:nsid w:val="74565F7A"/>
     <w:multiLevelType w:val="multilevel"/>
     <w:tmpl w:val="36B8B0EE"/>
@@ -5849,7 +6017,7 @@
       </w:rPr>
     </w:lvl>
   </w:abstractNum>
-  <w:abstractNum w:abstractNumId="33" w15:restartNumberingAfterBreak="0">
+  <w:abstractNum w:abstractNumId="35" w15:restartNumberingAfterBreak="0">
     <w:nsid w:val="74F525A0"/>
     <w:multiLevelType w:val="hybridMultilevel"/>
     <w:tmpl w:val="6E2889E8"/>
@@ -5962,7 +6130,7 @@
       </w:rPr>
     </w:lvl>
   </w:abstractNum>
-  <w:abstractNum w:abstractNumId="34" w15:restartNumberingAfterBreak="0">
+  <w:abstractNum w:abstractNumId="36" w15:restartNumberingAfterBreak="0">
     <w:nsid w:val="78261542"/>
     <w:multiLevelType w:val="hybridMultilevel"/>
     <w:tmpl w:val="93C21CAE"/>
@@ -6075,7 +6243,7 @@
       </w:rPr>
     </w:lvl>
   </w:abstractNum>
-  <w:abstractNum w:abstractNumId="35" w15:restartNumberingAfterBreak="0">
+  <w:abstractNum w:abstractNumId="37" w15:restartNumberingAfterBreak="0">
     <w:nsid w:val="7A044B22"/>
     <w:multiLevelType w:val="hybridMultilevel"/>
     <w:tmpl w:val="5D9A3082"/>
@@ -6188,7 +6356,7 @@
       </w:rPr>
     </w:lvl>
   </w:abstractNum>
-  <w:abstractNum w:abstractNumId="36" w15:restartNumberingAfterBreak="0">
+  <w:abstractNum w:abstractNumId="38" w15:restartNumberingAfterBreak="0">
     <w:nsid w:val="7AB36760"/>
     <w:multiLevelType w:val="hybridMultilevel"/>
     <w:tmpl w:val="2A60134C"/>
@@ -6274,7 +6442,7 @@
       </w:pPr>
     </w:lvl>
   </w:abstractNum>
-  <w:abstractNum w:abstractNumId="37" w15:restartNumberingAfterBreak="0">
+  <w:abstractNum w:abstractNumId="39" w15:restartNumberingAfterBreak="0">
     <w:nsid w:val="7B9B44FE"/>
     <w:multiLevelType w:val="multilevel"/>
     <w:tmpl w:val="06565EEA"/>
@@ -6423,7 +6591,7 @@
       </w:rPr>
     </w:lvl>
   </w:abstractNum>
-  <w:abstractNum w:abstractNumId="38" w15:restartNumberingAfterBreak="0">
+  <w:abstractNum w:abstractNumId="40" w15:restartNumberingAfterBreak="0">
     <w:nsid w:val="7DBB548A"/>
     <w:multiLevelType w:val="multilevel"/>
     <w:tmpl w:val="D5CA36FE"/>
@@ -6572,7 +6740,7 @@
       </w:rPr>
     </w:lvl>
   </w:abstractNum>
-  <w:abstractNum w:abstractNumId="39" w15:restartNumberingAfterBreak="0">
+  <w:abstractNum w:abstractNumId="41" w15:restartNumberingAfterBreak="0">
     <w:nsid w:val="7F291C01"/>
     <w:multiLevelType w:val="hybridMultilevel"/>
     <w:tmpl w:val="19B0EB20"/>
@@ -6685,162 +6853,135 @@
       </w:rPr>
     </w:lvl>
   </w:abstractNum>
-  <w:abstractNum w:abstractNumId="40">
-    <w:multiLevelType w:val="singleLevel"/>
-    <w:lvl w:ilvl="0">
-      <w:start w:val="1"/>
-      <w:numFmt w:val="bullet"/>
-      <w:lvlText w:val="•"/>
-      <w:lvlJc w:val="left"/>
-      <w:pPr>
-        <w:ind w:left="340" w:hanging="227"/>
-      </w:pPr>
-      <w:rPr>
-        <w:rFonts w:ascii="Arial" w:hAnsi="Arial" w:cs="Arial" w:hint="default"/>
-      </w:rPr>
-    </w:lvl>
-  </w:abstractNum>
-  <w:abstractNum w:abstractNumId="41">
-    <w:multiLevelType w:val="singleLevel"/>
-    <w:lvl w:ilvl="0">
-      <w:start w:val="1"/>
-      <w:numFmt w:val="decimal"/>
-      <w:lvlText w:val="%1."/>
-      <w:lvlJc w:val="left"/>
-      <w:pPr>
-        <w:ind w:left="340" w:hanging="284"/>
-      </w:pPr>
-    </w:lvl>
-  </w:abstractNum>
-  <w:num w:numId="1">
+  <w:num w:numId="1" w16cid:durableId="923105555">
     <w:abstractNumId w:val="3"/>
   </w:num>
-  <w:num w:numId="2">
+  <w:num w:numId="2" w16cid:durableId="1816875738">
     <w:abstractNumId w:val="8"/>
   </w:num>
-  <w:num w:numId="3">
+  <w:num w:numId="3" w16cid:durableId="871916144">
+    <w:abstractNumId w:val="13"/>
+  </w:num>
+  <w:num w:numId="4" w16cid:durableId="1110277505">
+    <w:abstractNumId w:val="30"/>
+  </w:num>
+  <w:num w:numId="5" w16cid:durableId="1245800690">
+    <w:abstractNumId w:val="32"/>
+  </w:num>
+  <w:num w:numId="6" w16cid:durableId="388920658">
+    <w:abstractNumId w:val="4"/>
+  </w:num>
+  <w:num w:numId="7" w16cid:durableId="2077049232">
     <w:abstractNumId w:val="12"/>
   </w:num>
-  <w:num w:numId="4">
+  <w:num w:numId="8" w16cid:durableId="1719931806">
+    <w:abstractNumId w:val="20"/>
+  </w:num>
+  <w:num w:numId="9" w16cid:durableId="1815951683">
+    <w:abstractNumId w:val="16"/>
+  </w:num>
+  <w:num w:numId="10" w16cid:durableId="175776260">
+    <w:abstractNumId w:val="10"/>
+  </w:num>
+  <w:num w:numId="11" w16cid:durableId="266737700">
+    <w:abstractNumId w:val="26"/>
+  </w:num>
+  <w:num w:numId="12" w16cid:durableId="804811510">
+    <w:abstractNumId w:val="37"/>
+  </w:num>
+  <w:num w:numId="13" w16cid:durableId="672223576">
+    <w:abstractNumId w:val="31"/>
+  </w:num>
+  <w:num w:numId="14" w16cid:durableId="1974671125">
+    <w:abstractNumId w:val="1"/>
+  </w:num>
+  <w:num w:numId="15" w16cid:durableId="803087274">
+    <w:abstractNumId w:val="38"/>
+  </w:num>
+  <w:num w:numId="16" w16cid:durableId="1735539953">
+    <w:abstractNumId w:val="22"/>
+  </w:num>
+  <w:num w:numId="17" w16cid:durableId="518356929">
+    <w:abstractNumId w:val="18"/>
+  </w:num>
+  <w:num w:numId="18" w16cid:durableId="743069329">
+    <w:abstractNumId w:val="33"/>
+  </w:num>
+  <w:num w:numId="19" w16cid:durableId="222372707">
+    <w:abstractNumId w:val="11"/>
+  </w:num>
+  <w:num w:numId="20" w16cid:durableId="425083064">
+    <w:abstractNumId w:val="41"/>
+  </w:num>
+  <w:num w:numId="21" w16cid:durableId="685180887">
+    <w:abstractNumId w:val="36"/>
+  </w:num>
+  <w:num w:numId="22" w16cid:durableId="352998471">
+    <w:abstractNumId w:val="14"/>
+  </w:num>
+  <w:num w:numId="23" w16cid:durableId="613293158">
+    <w:abstractNumId w:val="15"/>
+  </w:num>
+  <w:num w:numId="24" w16cid:durableId="1085568501">
+    <w:abstractNumId w:val="5"/>
+  </w:num>
+  <w:num w:numId="25" w16cid:durableId="1506438274">
+    <w:abstractNumId w:val="17"/>
+  </w:num>
+  <w:num w:numId="26" w16cid:durableId="1032875174">
+    <w:abstractNumId w:val="21"/>
+  </w:num>
+  <w:num w:numId="27" w16cid:durableId="1349331339">
+    <w:abstractNumId w:val="25"/>
+  </w:num>
+  <w:num w:numId="28" w16cid:durableId="1026366658">
+    <w:abstractNumId w:val="0"/>
+  </w:num>
+  <w:num w:numId="29" w16cid:durableId="1665814304">
+    <w:abstractNumId w:val="19"/>
+  </w:num>
+  <w:num w:numId="30" w16cid:durableId="1106731833">
+    <w:abstractNumId w:val="24"/>
+  </w:num>
+  <w:num w:numId="31" w16cid:durableId="802430928">
+    <w:abstractNumId w:val="2"/>
+  </w:num>
+  <w:num w:numId="32" w16cid:durableId="2052266013">
+    <w:abstractNumId w:val="7"/>
+  </w:num>
+  <w:num w:numId="33" w16cid:durableId="418908167">
+    <w:abstractNumId w:val="34"/>
+  </w:num>
+  <w:num w:numId="34" w16cid:durableId="2141873779">
+    <w:abstractNumId w:val="40"/>
+  </w:num>
+  <w:num w:numId="35" w16cid:durableId="1537622256">
+    <w:abstractNumId w:val="6"/>
+  </w:num>
+  <w:num w:numId="36" w16cid:durableId="303780054">
+    <w:abstractNumId w:val="27"/>
+  </w:num>
+  <w:num w:numId="37" w16cid:durableId="173807671">
+    <w:abstractNumId w:val="39"/>
+  </w:num>
+  <w:num w:numId="38" w16cid:durableId="1882135997">
+    <w:abstractNumId w:val="29"/>
+  </w:num>
+  <w:num w:numId="39" w16cid:durableId="1661929928">
     <w:abstractNumId w:val="28"/>
   </w:num>
-  <w:num w:numId="5">
-    <w:abstractNumId w:val="30"/>
-  </w:num>
-  <w:num w:numId="6">
-    <w:abstractNumId w:val="4"/>
-  </w:num>
-  <w:num w:numId="7">
-    <w:abstractNumId w:val="11"/>
-  </w:num>
-  <w:num w:numId="8">
-    <w:abstractNumId w:val="19"/>
-  </w:num>
-  <w:num w:numId="9">
-    <w:abstractNumId w:val="15"/>
-  </w:num>
-  <w:num w:numId="10">
-    <w:abstractNumId w:val="9"/>
-  </w:num>
-  <w:num w:numId="11">
-    <w:abstractNumId w:val="24"/>
-  </w:num>
-  <w:num w:numId="12">
+  <w:num w:numId="40" w16cid:durableId="1194996723">
     <w:abstractNumId w:val="35"/>
   </w:num>
-  <w:num w:numId="13">
-    <w:abstractNumId w:val="29"/>
-  </w:num>
-  <w:num w:numId="14">
-    <w:abstractNumId w:val="1"/>
-  </w:num>
-  <w:num w:numId="15">
-    <w:abstractNumId w:val="36"/>
-  </w:num>
-  <w:num w:numId="16">
-    <w:abstractNumId w:val="21"/>
-  </w:num>
-  <w:num w:numId="17">
-    <w:abstractNumId w:val="17"/>
-  </w:num>
-  <w:num w:numId="18">
-    <w:abstractNumId w:val="31"/>
-  </w:num>
-  <w:num w:numId="19">
-    <w:abstractNumId w:val="10"/>
-  </w:num>
-  <w:num w:numId="20">
-    <w:abstractNumId w:val="39"/>
-  </w:num>
-  <w:num w:numId="21">
-    <w:abstractNumId w:val="34"/>
-  </w:num>
-  <w:num w:numId="22">
-    <w:abstractNumId w:val="13"/>
-  </w:num>
-  <w:num w:numId="23">
-    <w:abstractNumId w:val="14"/>
-  </w:num>
-  <w:num w:numId="24">
-    <w:abstractNumId w:val="5"/>
-  </w:num>
-  <w:num w:numId="25">
-    <w:abstractNumId w:val="16"/>
-  </w:num>
-  <w:num w:numId="26">
-    <w:abstractNumId w:val="20"/>
-  </w:num>
-  <w:num w:numId="27">
+  <w:num w:numId="41" w16cid:durableId="2048948730">
     <w:abstractNumId w:val="23"/>
-  </w:num>
-  <w:num w:numId="28">
-    <w:abstractNumId w:val="0"/>
-  </w:num>
-  <w:num w:numId="29">
-    <w:abstractNumId w:val="18"/>
-  </w:num>
-  <w:num w:numId="30">
-    <w:abstractNumId w:val="22"/>
-  </w:num>
-  <w:num w:numId="31">
-    <w:abstractNumId w:val="2"/>
-  </w:num>
-  <w:num w:numId="32">
-    <w:abstractNumId w:val="7"/>
-  </w:num>
-  <w:num w:numId="33">
-    <w:abstractNumId w:val="32"/>
-  </w:num>
-  <w:num w:numId="34">
-    <w:abstractNumId w:val="38"/>
-  </w:num>
-  <w:num w:numId="35">
-    <w:abstractNumId w:val="6"/>
-  </w:num>
-  <w:num w:numId="36">
-    <w:abstractNumId w:val="25"/>
-  </w:num>
-  <w:num w:numId="37">
-    <w:abstractNumId w:val="37"/>
-  </w:num>
-  <w:num w:numId="38">
-    <w:abstractNumId w:val="27"/>
-  </w:num>
-  <w:num w:numId="39">
-    <w:abstractNumId w:val="26"/>
-  </w:num>
-  <w:num w:numId="40">
-    <w:abstractNumId w:val="33"/>
-  </w:num>
-  <w:num w:numId="41">
-    <w:abstractNumId w:val="40"/>
   </w:num>
   <w:numIdMacAtCleanup w:val="18"/>
 </w:numbering>
 </file>
 
 <file path=word/styles.xml><?xml version="1.0" encoding="utf-8"?>
-<w:styles xmlns:mc="http://schemas.openxmlformats.org/markup-compatibility/2006" xmlns:r="http://schemas.openxmlformats.org/officeDocument/2006/relationships" xmlns:w="http://schemas.openxmlformats.org/wordprocessingml/2006/main" xmlns:w14="http://schemas.microsoft.com/office/word/2010/wordml" xmlns:w15="http://schemas.microsoft.com/office/word/2012/wordml" xmlns:w16se="http://schemas.microsoft.com/office/word/2015/wordml/symex" mc:Ignorable="w14 w15 w16se">
+<w:styles xmlns:mc="http://schemas.openxmlformats.org/markup-compatibility/2006" xmlns:r="http://schemas.openxmlformats.org/officeDocument/2006/relationships" xmlns:w="http://schemas.openxmlformats.org/wordprocessingml/2006/main" xmlns:w14="http://schemas.microsoft.com/office/word/2010/wordml" xmlns:w15="http://schemas.microsoft.com/office/word/2012/wordml" xmlns:w16cex="http://schemas.microsoft.com/office/word/2018/wordml/cex" xmlns:w16cid="http://schemas.microsoft.com/office/word/2016/wordml/cid" xmlns:w16="http://schemas.microsoft.com/office/word/2018/wordml" xmlns:w16du="http://schemas.microsoft.com/office/word/2023/wordml/word16du" xmlns:w16sdtdh="http://schemas.microsoft.com/office/word/2020/wordml/sdtdatahash" xmlns:w16sdtfl="http://schemas.microsoft.com/office/word/2024/wordml/sdtformatlock" xmlns:w16se="http://schemas.microsoft.com/office/word/2015/wordml/symex" mc:Ignorable="w14 w15 w16se w16cid w16 w16cex w16sdtdh w16sdtfl w16du">
   <w:docDefaults>
     <w:rPrDefault>
       <w:rPr>
@@ -6856,7 +6997,7 @@
       </w:pPr>
     </w:pPrDefault>
   </w:docDefaults>
-  <w:latentStyles w:defLockedState="0" w:defUIPriority="99" w:defSemiHidden="0" w:defUnhideWhenUsed="0" w:defQFormat="0" w:count="371">
+  <w:latentStyles w:defLockedState="0" w:defUIPriority="99" w:defSemiHidden="0" w:defUnhideWhenUsed="0" w:defQFormat="0" w:count="376">
     <w:lsdException w:name="Normal" w:uiPriority="0" w:qFormat="1"/>
     <w:lsdException w:name="heading 1" w:uiPriority="9" w:qFormat="1"/>
     <w:lsdException w:name="heading 2" w:semiHidden="1" w:uiPriority="9" w:unhideWhenUsed="1" w:qFormat="1"/>
@@ -7228,6 +7369,11 @@
     <w:lsdException w:name="List Table 5 Dark Accent 6" w:uiPriority="50"/>
     <w:lsdException w:name="List Table 6 Colorful Accent 6" w:uiPriority="51"/>
     <w:lsdException w:name="List Table 7 Colorful Accent 6" w:uiPriority="52"/>
+    <w:lsdException w:name="Mention" w:semiHidden="1" w:unhideWhenUsed="1"/>
+    <w:lsdException w:name="Smart Hyperlink" w:semiHidden="1" w:unhideWhenUsed="1"/>
+    <w:lsdException w:name="Hashtag" w:semiHidden="1" w:unhideWhenUsed="1"/>
+    <w:lsdException w:name="Unresolved Mention" w:semiHidden="1" w:unhideWhenUsed="1"/>
+    <w:lsdException w:name="Smart Link" w:semiHidden="1" w:unhideWhenUsed="1"/>
   </w:latentStyles>
   <w:style w:type="paragraph" w:default="1" w:styleId="Normal">
     <w:name w:val="Normal"/>
@@ -8211,7 +8357,7 @@
       <w:szCs w:val="24"/>
     </w:rPr>
   </w:style>
-  <w:style w:type="table" w:styleId="Cuadrculadetablaclara">
+  <w:style w:type="table" w:styleId="Tablaconcuadrculaclara">
     <w:name w:val="Grid Table Light"/>
     <w:basedOn w:val="Tablanormal"/>
     <w:uiPriority w:val="40"/>
@@ -8233,7 +8379,7 @@
   <w:style w:type="table" w:customStyle="1" w:styleId="Cuadrculadetablaclara1">
     <w:name w:val="Cuadrícula de tabla clara1"/>
     <w:basedOn w:val="Tablanormal"/>
-    <w:next w:val="Cuadrculadetablaclara"/>
+    <w:next w:val="Tablaconcuadrculaclara"/>
     <w:uiPriority w:val="40"/>
     <w:rsid w:val="00943DF1"/>
     <w:pPr>
@@ -8274,7 +8420,7 @@
       <w:spacing w:after="0" w:line="240" w:lineRule="auto"/>
     </w:pPr>
   </w:style>
-  <w:style w:type="character" w:styleId="Textoennegrita">
+  <w:style w:type="character" w:styleId="Fuerte">
     <w:name w:val="Strong"/>
     <w:basedOn w:val="Fuentedeprrafopredeter"/>
     <w:uiPriority w:val="22"/>
@@ -8286,532 +8432,6 @@
     </w:rPr>
   </w:style>
 </w:styles>
-</file>
-
-<file path=word/glossary/document.xml><?xml version="1.0" encoding="utf-8"?>
-<w:glossaryDocument xmlns:wpc="http://schemas.microsoft.com/office/word/2010/wordprocessingCanvas" xmlns:cx="http://schemas.microsoft.com/office/drawing/2014/chartex" xmlns:mc="http://schemas.openxmlformats.org/markup-compatibility/2006" xmlns:o="urn:schemas-microsoft-com:office:office" xmlns:r="http://schemas.openxmlformats.org/officeDocument/2006/relationships" xmlns:m="http://schemas.openxmlformats.org/officeDocument/2006/math" xmlns:v="urn:schemas-microsoft-com:vml" xmlns:wp14="http://schemas.microsoft.com/office/word/2010/wordprocessingDrawing" xmlns:wp="http://schemas.openxmlformats.org/drawingml/2006/wordprocessingDrawing" xmlns:w10="urn:schemas-microsoft-com:office:word" xmlns:w="http://schemas.openxmlformats.org/wordprocessingml/2006/main" xmlns:w14="http://schemas.microsoft.com/office/word/2010/wordml" xmlns:w15="http://schemas.microsoft.com/office/word/2012/wordml" xmlns:w16se="http://schemas.microsoft.com/office/word/2015/wordml/symex" xmlns:wpg="http://schemas.microsoft.com/office/word/2010/wordprocessingGroup" xmlns:wpi="http://schemas.microsoft.com/office/word/2010/wordprocessingInk" xmlns:wne="http://schemas.microsoft.com/office/word/2006/wordml" xmlns:wps="http://schemas.microsoft.com/office/word/2010/wordprocessingShape" mc:Ignorable="w14 w15 w16se wp14"/>
-</file>
-
-<file path=word/glossary/fontTable.xml><?xml version="1.0" encoding="utf-8"?>
-<w:fonts xmlns:mc="http://schemas.openxmlformats.org/markup-compatibility/2006" xmlns:r="http://schemas.openxmlformats.org/officeDocument/2006/relationships" xmlns:w="http://schemas.openxmlformats.org/wordprocessingml/2006/main" xmlns:w14="http://schemas.microsoft.com/office/word/2010/wordml" xmlns:w15="http://schemas.microsoft.com/office/word/2012/wordml" xmlns:w16se="http://schemas.microsoft.com/office/word/2015/wordml/symex" mc:Ignorable="w14 w15 w16se">
-  <w:font w:name="Calibri">
-    <w:panose1 w:val="020F0502020204030204"/>
-    <w:charset w:val="00"/>
-    <w:family w:val="swiss"/>
-    <w:pitch w:val="variable"/>
-    <w:sig w:usb0="E4002EFF" w:usb1="C000247B" w:usb2="00000009" w:usb3="00000000" w:csb0="000001FF" w:csb1="00000000"/>
-  </w:font>
-  <w:font w:name="Times New Roman">
-    <w:panose1 w:val="02020603050405020304"/>
-    <w:charset w:val="00"/>
-    <w:family w:val="roman"/>
-    <w:pitch w:val="variable"/>
-    <w:sig w:usb0="E0002EFF" w:usb1="C000785B" w:usb2="00000009" w:usb3="00000000" w:csb0="000001FF" w:csb1="00000000"/>
-  </w:font>
-  <w:font w:name="Courier New">
-    <w:panose1 w:val="02070309020205020404"/>
-    <w:charset w:val="00"/>
-    <w:family w:val="modern"/>
-    <w:pitch w:val="fixed"/>
-    <w:sig w:usb0="E0002EFF" w:usb1="C0007843" w:usb2="00000009" w:usb3="00000000" w:csb0="000001FF" w:csb1="00000000"/>
-  </w:font>
-  <w:font w:name="Wingdings">
-    <w:panose1 w:val="05000000000000000000"/>
-    <w:charset w:val="02"/>
-    <w:family w:val="auto"/>
-    <w:pitch w:val="variable"/>
-    <w:sig w:usb0="00000000" w:usb1="10000000" w:usb2="00000000" w:usb3="00000000" w:csb0="80000000" w:csb1="00000000"/>
-  </w:font>
-  <w:font w:name="Symbol">
-    <w:panose1 w:val="05050102010706020507"/>
-    <w:charset w:val="02"/>
-    <w:family w:val="roman"/>
-    <w:pitch w:val="variable"/>
-    <w:sig w:usb0="00000000" w:usb1="10000000" w:usb2="00000000" w:usb3="00000000" w:csb0="80000000" w:csb1="00000000"/>
-  </w:font>
-  <w:font w:name="Calibri Light">
-    <w:panose1 w:val="020F0302020204030204"/>
-    <w:charset w:val="00"/>
-    <w:family w:val="swiss"/>
-    <w:pitch w:val="variable"/>
-    <w:sig w:usb0="E4002EFF" w:usb1="C000247B" w:usb2="00000009" w:usb3="00000000" w:csb0="000001FF" w:csb1="00000000"/>
-  </w:font>
-  <w:font w:name="Segoe UI">
-    <w:panose1 w:val="020B0502040204020203"/>
-    <w:charset w:val="00"/>
-    <w:family w:val="swiss"/>
-    <w:pitch w:val="variable"/>
-    <w:sig w:usb0="E4002EFF" w:usb1="C000E47F" w:usb2="00000009" w:usb3="00000000" w:csb0="000001FF" w:csb1="00000000"/>
-  </w:font>
-  <w:font w:name="Century Gothic">
-    <w:panose1 w:val="020B0502020202020204"/>
-    <w:charset w:val="00"/>
-    <w:family w:val="swiss"/>
-    <w:pitch w:val="variable"/>
-    <w:sig w:usb0="00000287" w:usb1="00000000" w:usb2="00000000" w:usb3="00000000" w:csb0="0000009F" w:csb1="00000000"/>
-  </w:font>
-</w:fonts>
-</file>
-
-<file path=word/glossary/settings.xml><?xml version="1.0" encoding="utf-8"?>
-<w:settings xmlns:mc="http://schemas.openxmlformats.org/markup-compatibility/2006" xmlns:o="urn:schemas-microsoft-com:office:office" xmlns:r="http://schemas.openxmlformats.org/officeDocument/2006/relationships" xmlns:m="http://schemas.openxmlformats.org/officeDocument/2006/math" xmlns:v="urn:schemas-microsoft-com:vml" xmlns:w10="urn:schemas-microsoft-com:office:word" xmlns:w="http://schemas.openxmlformats.org/wordprocessingml/2006/main" xmlns:w14="http://schemas.microsoft.com/office/word/2010/wordml" xmlns:w15="http://schemas.microsoft.com/office/word/2012/wordml" xmlns:w16se="http://schemas.microsoft.com/office/word/2015/wordml/symex" xmlns:sl="http://schemas.openxmlformats.org/schemaLibrary/2006/main" mc:Ignorable="w14 w15 w16se">
-  <w:defaultTabStop w:val="708"/>
-  <w:hyphenationZone w:val="425"/>
-  <w:characterSpacingControl w:val="doNotCompress"/>
-  <w:compat>
-    <w:useFELayout/>
-    <w:compatSetting w:name="compatibilityMode" w:uri="http://schemas.microsoft.com/office/word" w:val="12"/>
-  </w:compat>
-  <w:rsids>
-    <w:rsidRoot w:val="008F14D6"/>
-    <w:rsid w:val="008F14D6"/>
-  </w:rsids>
-  <m:mathPr>
-    <m:mathFont m:val="Cambria Math"/>
-    <m:brkBin m:val="before"/>
-    <m:brkBinSub m:val="--"/>
-    <m:smallFrac m:val="0"/>
-    <m:dispDef/>
-    <m:lMargin m:val="0"/>
-    <m:rMargin m:val="0"/>
-    <m:defJc m:val="centerGroup"/>
-    <m:wrapIndent m:val="1440"/>
-    <m:intLim m:val="subSup"/>
-    <m:naryLim m:val="undOvr"/>
-  </m:mathPr>
-  <w:themeFontLang w:val="es-CL"/>
-  <w:clrSchemeMapping w:bg1="light1" w:t1="dark1" w:bg2="light2" w:t2="dark2" w:accent1="accent1" w:accent2="accent2" w:accent3="accent3" w:accent4="accent4" w:accent5="accent5" w:accent6="accent6" w:hyperlink="hyperlink" w:followedHyperlink="followedHyperlink"/>
-  <w:decimalSymbol w:val=","/>
-  <w:listSeparator w:val=";"/>
-</w:settings>
-</file>
-
-<file path=word/glossary/styles.xml><?xml version="1.0" encoding="utf-8"?>
-<w:styles xmlns:mc="http://schemas.openxmlformats.org/markup-compatibility/2006" xmlns:r="http://schemas.openxmlformats.org/officeDocument/2006/relationships" xmlns:w="http://schemas.openxmlformats.org/wordprocessingml/2006/main" xmlns:w14="http://schemas.microsoft.com/office/word/2010/wordml" xmlns:w15="http://schemas.microsoft.com/office/word/2012/wordml" xmlns:w16se="http://schemas.microsoft.com/office/word/2015/wordml/symex" mc:Ignorable="w14 w15 w16se">
-  <w:docDefaults>
-    <w:rPrDefault>
-      <w:rPr>
-        <w:rFonts w:asciiTheme="minorHAnsi" w:eastAsiaTheme="minorEastAsia" w:hAnsiTheme="minorHAnsi" w:cstheme="minorBidi"/>
-        <w:sz w:val="22"/>
-        <w:szCs w:val="22"/>
-        <w:lang w:val="es-CL" w:eastAsia="es-CL" w:bidi="ar-SA"/>
-      </w:rPr>
-    </w:rPrDefault>
-    <w:pPrDefault>
-      <w:pPr>
-        <w:spacing w:after="160" w:line="259" w:lineRule="auto"/>
-      </w:pPr>
-    </w:pPrDefault>
-  </w:docDefaults>
-  <w:latentStyles w:defLockedState="0" w:defUIPriority="99" w:defSemiHidden="0" w:defUnhideWhenUsed="0" w:defQFormat="0" w:count="371">
-    <w:lsdException w:name="Normal" w:uiPriority="0" w:qFormat="1"/>
-    <w:lsdException w:name="heading 1" w:uiPriority="9" w:qFormat="1"/>
-    <w:lsdException w:name="heading 2" w:semiHidden="1" w:uiPriority="9" w:unhideWhenUsed="1" w:qFormat="1"/>
-    <w:lsdException w:name="heading 3" w:semiHidden="1" w:uiPriority="9" w:unhideWhenUsed="1" w:qFormat="1"/>
-    <w:lsdException w:name="heading 4" w:semiHidden="1" w:uiPriority="9" w:unhideWhenUsed="1" w:qFormat="1"/>
-    <w:lsdException w:name="heading 5" w:semiHidden="1" w:uiPriority="9" w:unhideWhenUsed="1" w:qFormat="1"/>
-    <w:lsdException w:name="heading 6" w:semiHidden="1" w:uiPriority="9" w:unhideWhenUsed="1" w:qFormat="1"/>
-    <w:lsdException w:name="heading 7" w:semiHidden="1" w:uiPriority="9" w:unhideWhenUsed="1" w:qFormat="1"/>
-    <w:lsdException w:name="heading 8" w:semiHidden="1" w:uiPriority="9" w:unhideWhenUsed="1" w:qFormat="1"/>
-    <w:lsdException w:name="heading 9" w:semiHidden="1" w:uiPriority="9" w:unhideWhenUsed="1" w:qFormat="1"/>
-    <w:lsdException w:name="index 1" w:semiHidden="1" w:unhideWhenUsed="1"/>
-    <w:lsdException w:name="index 2" w:semiHidden="1" w:unhideWhenUsed="1"/>
-    <w:lsdException w:name="index 3" w:semiHidden="1" w:unhideWhenUsed="1"/>
-    <w:lsdException w:name="index 4" w:semiHidden="1" w:unhideWhenUsed="1"/>
-    <w:lsdException w:name="index 5" w:semiHidden="1" w:unhideWhenUsed="1"/>
-    <w:lsdException w:name="index 6" w:semiHidden="1" w:unhideWhenUsed="1"/>
-    <w:lsdException w:name="index 7" w:semiHidden="1" w:unhideWhenUsed="1"/>
-    <w:lsdException w:name="index 8" w:semiHidden="1" w:unhideWhenUsed="1"/>
-    <w:lsdException w:name="index 9" w:semiHidden="1" w:unhideWhenUsed="1"/>
-    <w:lsdException w:name="toc 1" w:semiHidden="1" w:uiPriority="39" w:unhideWhenUsed="1"/>
-    <w:lsdException w:name="toc 2" w:semiHidden="1" w:uiPriority="39" w:unhideWhenUsed="1"/>
-    <w:lsdException w:name="toc 3" w:semiHidden="1" w:uiPriority="39" w:unhideWhenUsed="1"/>
-    <w:lsdException w:name="toc 4" w:semiHidden="1" w:uiPriority="39" w:unhideWhenUsed="1"/>
-    <w:lsdException w:name="toc 5" w:semiHidden="1" w:uiPriority="39" w:unhideWhenUsed="1"/>
-    <w:lsdException w:name="toc 6" w:semiHidden="1" w:uiPriority="39" w:unhideWhenUsed="1"/>
-    <w:lsdException w:name="toc 7" w:semiHidden="1" w:uiPriority="39" w:unhideWhenUsed="1"/>
-    <w:lsdException w:name="toc 8" w:semiHidden="1" w:uiPriority="39" w:unhideWhenUsed="1"/>
-    <w:lsdException w:name="toc 9" w:semiHidden="1" w:uiPriority="39" w:unhideWhenUsed="1"/>
-    <w:lsdException w:name="Normal Indent" w:semiHidden="1" w:unhideWhenUsed="1"/>
-    <w:lsdException w:name="footnote text" w:semiHidden="1" w:unhideWhenUsed="1"/>
-    <w:lsdException w:name="annotation text" w:semiHidden="1" w:unhideWhenUsed="1"/>
-    <w:lsdException w:name="header" w:semiHidden="1" w:unhideWhenUsed="1"/>
-    <w:lsdException w:name="footer" w:semiHidden="1" w:unhideWhenUsed="1"/>
-    <w:lsdException w:name="index heading" w:semiHidden="1" w:unhideWhenUsed="1"/>
-    <w:lsdException w:name="caption" w:semiHidden="1" w:uiPriority="35" w:unhideWhenUsed="1" w:qFormat="1"/>
-    <w:lsdException w:name="table of figures" w:semiHidden="1" w:unhideWhenUsed="1"/>
-    <w:lsdException w:name="envelope address" w:semiHidden="1" w:unhideWhenUsed="1"/>
-    <w:lsdException w:name="envelope return" w:semiHidden="1" w:unhideWhenUsed="1"/>
-    <w:lsdException w:name="footnote reference" w:semiHidden="1" w:unhideWhenUsed="1"/>
-    <w:lsdException w:name="annotation reference" w:semiHidden="1" w:unhideWhenUsed="1"/>
-    <w:lsdException w:name="line number" w:semiHidden="1" w:unhideWhenUsed="1"/>
-    <w:lsdException w:name="page number" w:semiHidden="1" w:unhideWhenUsed="1"/>
-    <w:lsdException w:name="endnote reference" w:semiHidden="1" w:unhideWhenUsed="1"/>
-    <w:lsdException w:name="endnote text" w:semiHidden="1" w:unhideWhenUsed="1"/>
-    <w:lsdException w:name="table of authorities" w:semiHidden="1" w:unhideWhenUsed="1"/>
-    <w:lsdException w:name="macro" w:semiHidden="1" w:unhideWhenUsed="1"/>
-    <w:lsdException w:name="toa heading" w:semiHidden="1" w:unhideWhenUsed="1"/>
-    <w:lsdException w:name="List" w:semiHidden="1" w:unhideWhenUsed="1"/>
-    <w:lsdException w:name="List Bullet" w:semiHidden="1" w:unhideWhenUsed="1"/>
-    <w:lsdException w:name="List Number" w:semiHidden="1" w:unhideWhenUsed="1"/>
-    <w:lsdException w:name="List 2" w:semiHidden="1" w:unhideWhenUsed="1"/>
-    <w:lsdException w:name="List 3" w:semiHidden="1" w:unhideWhenUsed="1"/>
-    <w:lsdException w:name="List 4" w:semiHidden="1" w:unhideWhenUsed="1"/>
-    <w:lsdException w:name="List 5" w:semiHidden="1" w:unhideWhenUsed="1"/>
-    <w:lsdException w:name="List Bullet 2" w:semiHidden="1" w:unhideWhenUsed="1"/>
-    <w:lsdException w:name="List Bullet 3" w:semiHidden="1" w:unhideWhenUsed="1"/>
-    <w:lsdException w:name="List Bullet 4" w:semiHidden="1" w:unhideWhenUsed="1"/>
-    <w:lsdException w:name="List Bullet 5" w:semiHidden="1" w:unhideWhenUsed="1"/>
-    <w:lsdException w:name="List Number 2" w:semiHidden="1" w:unhideWhenUsed="1"/>
-    <w:lsdException w:name="List Number 3" w:semiHidden="1" w:unhideWhenUsed="1"/>
-    <w:lsdException w:name="List Number 4" w:semiHidden="1" w:unhideWhenUsed="1"/>
-    <w:lsdException w:name="List Number 5" w:semiHidden="1" w:unhideWhenUsed="1"/>
-    <w:lsdException w:name="Title" w:uiPriority="10" w:qFormat="1"/>
-    <w:lsdException w:name="Closing" w:semiHidden="1" w:unhideWhenUsed="1"/>
-    <w:lsdException w:name="Signature" w:semiHidden="1" w:unhideWhenUsed="1"/>
-    <w:lsdException w:name="Default Paragraph Font" w:semiHidden="1" w:uiPriority="1" w:unhideWhenUsed="1"/>
-    <w:lsdException w:name="Body Text" w:semiHidden="1" w:unhideWhenUsed="1"/>
-    <w:lsdException w:name="Body Text Indent" w:semiHidden="1" w:unhideWhenUsed="1"/>
-    <w:lsdException w:name="List Continue" w:semiHidden="1" w:unhideWhenUsed="1"/>
-    <w:lsdException w:name="List Continue 2" w:semiHidden="1" w:unhideWhenUsed="1"/>
-    <w:lsdException w:name="List Continue 3" w:semiHidden="1" w:unhideWhenUsed="1"/>
-    <w:lsdException w:name="List Continue 4" w:semiHidden="1" w:unhideWhenUsed="1"/>
-    <w:lsdException w:name="List Continue 5" w:semiHidden="1" w:unhideWhenUsed="1"/>
-    <w:lsdException w:name="Message Header" w:semiHidden="1" w:unhideWhenUsed="1"/>
-    <w:lsdException w:name="Subtitle" w:uiPriority="11" w:qFormat="1"/>
-    <w:lsdException w:name="Salutation" w:semiHidden="1" w:unhideWhenUsed="1"/>
-    <w:lsdException w:name="Date" w:semiHidden="1" w:unhideWhenUsed="1"/>
-    <w:lsdException w:name="Body Text First Indent" w:semiHidden="1" w:unhideWhenUsed="1"/>
-    <w:lsdException w:name="Body Text First Indent 2" w:semiHidden="1" w:unhideWhenUsed="1"/>
-    <w:lsdException w:name="Note Heading" w:semiHidden="1" w:unhideWhenUsed="1"/>
-    <w:lsdException w:name="Body Text 2" w:semiHidden="1" w:unhideWhenUsed="1"/>
-    <w:lsdException w:name="Body Text 3" w:semiHidden="1" w:unhideWhenUsed="1"/>
-    <w:lsdException w:name="Body Text Indent 2" w:semiHidden="1" w:unhideWhenUsed="1"/>
-    <w:lsdException w:name="Body Text Indent 3" w:semiHidden="1" w:unhideWhenUsed="1"/>
-    <w:lsdException w:name="Block Text" w:semiHidden="1" w:unhideWhenUsed="1"/>
-    <w:lsdException w:name="Hyperlink" w:semiHidden="1" w:unhideWhenUsed="1"/>
-    <w:lsdException w:name="FollowedHyperlink" w:semiHidden="1" w:unhideWhenUsed="1"/>
-    <w:lsdException w:name="Strong" w:uiPriority="22" w:qFormat="1"/>
-    <w:lsdException w:name="Emphasis" w:uiPriority="20" w:qFormat="1"/>
-    <w:lsdException w:name="Document Map" w:semiHidden="1" w:unhideWhenUsed="1"/>
-    <w:lsdException w:name="Plain Text" w:semiHidden="1" w:unhideWhenUsed="1"/>
-    <w:lsdException w:name="E-mail Signature" w:semiHidden="1" w:unhideWhenUsed="1"/>
-    <w:lsdException w:name="HTML Top of Form" w:semiHidden="1" w:unhideWhenUsed="1"/>
-    <w:lsdException w:name="HTML Bottom of Form" w:semiHidden="1" w:unhideWhenUsed="1"/>
-    <w:lsdException w:name="Normal (Web)" w:semiHidden="1" w:unhideWhenUsed="1"/>
-    <w:lsdException w:name="HTML Acronym" w:semiHidden="1" w:unhideWhenUsed="1"/>
-    <w:lsdException w:name="HTML Address" w:semiHidden="1" w:unhideWhenUsed="1"/>
-    <w:lsdException w:name="HTML Cite" w:semiHidden="1" w:unhideWhenUsed="1"/>
-    <w:lsdException w:name="HTML Code" w:semiHidden="1" w:unhideWhenUsed="1"/>
-    <w:lsdException w:name="HTML Definition" w:semiHidden="1" w:unhideWhenUsed="1"/>
-    <w:lsdException w:name="HTML Keyboard" w:semiHidden="1" w:unhideWhenUsed="1"/>
-    <w:lsdException w:name="HTML Preformatted" w:semiHidden="1" w:unhideWhenUsed="1"/>
-    <w:lsdException w:name="HTML Sample" w:semiHidden="1" w:unhideWhenUsed="1"/>
-    <w:lsdException w:name="HTML Typewriter" w:semiHidden="1" w:unhideWhenUsed="1"/>
-    <w:lsdException w:name="HTML Variable" w:semiHidden="1" w:unhideWhenUsed="1"/>
-    <w:lsdException w:name="Normal Table" w:semiHidden="1" w:unhideWhenUsed="1"/>
-    <w:lsdException w:name="annotation subject" w:semiHidden="1" w:unhideWhenUsed="1"/>
-    <w:lsdException w:name="No List" w:semiHidden="1" w:unhideWhenUsed="1"/>
-    <w:lsdException w:name="Outline List 1" w:semiHidden="1" w:unhideWhenUsed="1"/>
-    <w:lsdException w:name="Outline List 2" w:semiHidden="1" w:unhideWhenUsed="1"/>
-    <w:lsdException w:name="Outline List 3" w:semiHidden="1" w:unhideWhenUsed="1"/>
-    <w:lsdException w:name="Table Simple 1" w:semiHidden="1" w:unhideWhenUsed="1"/>
-    <w:lsdException w:name="Table Simple 2" w:semiHidden="1" w:unhideWhenUsed="1"/>
-    <w:lsdException w:name="Table Simple 3" w:semiHidden="1" w:unhideWhenUsed="1"/>
-    <w:lsdException w:name="Table Classic 1" w:semiHidden="1" w:unhideWhenUsed="1"/>
-    <w:lsdException w:name="Table Classic 2" w:semiHidden="1" w:unhideWhenUsed="1"/>
-    <w:lsdException w:name="Table Classic 3" w:semiHidden="1" w:unhideWhenUsed="1"/>
-    <w:lsdException w:name="Table Classic 4" w:semiHidden="1" w:unhideWhenUsed="1"/>
-    <w:lsdException w:name="Table Colorful 1" w:semiHidden="1" w:unhideWhenUsed="1"/>
-    <w:lsdException w:name="Table Colorful 2" w:semiHidden="1" w:unhideWhenUsed="1"/>
-    <w:lsdException w:name="Table Colorful 3" w:semiHidden="1" w:unhideWhenUsed="1"/>
-    <w:lsdException w:name="Table Columns 1" w:semiHidden="1" w:unhideWhenUsed="1"/>
-    <w:lsdException w:name="Table Columns 2" w:semiHidden="1" w:unhideWhenUsed="1"/>
-    <w:lsdException w:name="Table Columns 3" w:semiHidden="1" w:unhideWhenUsed="1"/>
-    <w:lsdException w:name="Table Columns 4" w:semiHidden="1" w:unhideWhenUsed="1"/>
-    <w:lsdException w:name="Table Columns 5" w:semiHidden="1" w:unhideWhenUsed="1"/>
-    <w:lsdException w:name="Table Grid 1" w:semiHidden="1" w:unhideWhenUsed="1"/>
-    <w:lsdException w:name="Table Grid 2" w:semiHidden="1" w:unhideWhenUsed="1"/>
-    <w:lsdException w:name="Table Grid 3" w:semiHidden="1" w:unhideWhenUsed="1"/>
-    <w:lsdException w:name="Table Grid 4" w:semiHidden="1" w:unhideWhenUsed="1"/>
-    <w:lsdException w:name="Table Grid 5" w:semiHidden="1" w:unhideWhenUsed="1"/>
-    <w:lsdException w:name="Table Grid 6" w:semiHidden="1" w:unhideWhenUsed="1"/>
-    <w:lsdException w:name="Table Grid 7" w:semiHidden="1" w:unhideWhenUsed="1"/>
-    <w:lsdException w:name="Table Grid 8" w:semiHidden="1" w:unhideWhenUsed="1"/>
-    <w:lsdException w:name="Table List 1" w:semiHidden="1" w:unhideWhenUsed="1"/>
-    <w:lsdException w:name="Table List 2" w:semiHidden="1" w:unhideWhenUsed="1"/>
-    <w:lsdException w:name="Table List 3" w:semiHidden="1" w:unhideWhenUsed="1"/>
-    <w:lsdException w:name="Table List 4" w:semiHidden="1" w:unhideWhenUsed="1"/>
-    <w:lsdException w:name="Table List 5" w:semiHidden="1" w:unhideWhenUsed="1"/>
-    <w:lsdException w:name="Table List 6" w:semiHidden="1" w:unhideWhenUsed="1"/>
-    <w:lsdException w:name="Table List 7" w:semiHidden="1" w:unhideWhenUsed="1"/>
-    <w:lsdException w:name="Table List 8" w:semiHidden="1" w:unhideWhenUsed="1"/>
-    <w:lsdException w:name="Table 3D effects 1" w:semiHidden="1" w:unhideWhenUsed="1"/>
-    <w:lsdException w:name="Table 3D effects 2" w:semiHidden="1" w:unhideWhenUsed="1"/>
-    <w:lsdException w:name="Table 3D effects 3" w:semiHidden="1" w:unhideWhenUsed="1"/>
-    <w:lsdException w:name="Table Contemporary" w:semiHidden="1" w:unhideWhenUsed="1"/>
-    <w:lsdException w:name="Table Elegant" w:semiHidden="1" w:unhideWhenUsed="1"/>
-    <w:lsdException w:name="Table Professional" w:semiHidden="1" w:unhideWhenUsed="1"/>
-    <w:lsdException w:name="Table Subtle 1" w:semiHidden="1" w:unhideWhenUsed="1"/>
-    <w:lsdException w:name="Table Subtle 2" w:semiHidden="1" w:unhideWhenUsed="1"/>
-    <w:lsdException w:name="Table Web 1" w:semiHidden="1" w:unhideWhenUsed="1"/>
-    <w:lsdException w:name="Table Web 2" w:semiHidden="1" w:unhideWhenUsed="1"/>
-    <w:lsdException w:name="Table Web 3" w:semiHidden="1" w:unhideWhenUsed="1"/>
-    <w:lsdException w:name="Balloon Text" w:semiHidden="1" w:unhideWhenUsed="1"/>
-    <w:lsdException w:name="Table Grid" w:uiPriority="39"/>
-    <w:lsdException w:name="Table Theme" w:semiHidden="1" w:unhideWhenUsed="1"/>
-    <w:lsdException w:name="Placeholder Text" w:semiHidden="1"/>
-    <w:lsdException w:name="No Spacing" w:uiPriority="1" w:qFormat="1"/>
-    <w:lsdException w:name="Light Shading" w:uiPriority="60"/>
-    <w:lsdException w:name="Light List" w:uiPriority="61"/>
-    <w:lsdException w:name="Light Grid" w:uiPriority="62"/>
-    <w:lsdException w:name="Medium Shading 1" w:uiPriority="63"/>
-    <w:lsdException w:name="Medium Shading 2" w:uiPriority="64"/>
-    <w:lsdException w:name="Medium List 1" w:uiPriority="65"/>
-    <w:lsdException w:name="Medium List 2" w:uiPriority="66"/>
-    <w:lsdException w:name="Medium Grid 1" w:uiPriority="67"/>
-    <w:lsdException w:name="Medium Grid 2" w:uiPriority="68"/>
-    <w:lsdException w:name="Medium Grid 3" w:uiPriority="69"/>
-    <w:lsdException w:name="Dark List" w:uiPriority="70"/>
-    <w:lsdException w:name="Colorful Shading" w:uiPriority="71"/>
-    <w:lsdException w:name="Colorful List" w:uiPriority="72"/>
-    <w:lsdException w:name="Colorful Grid" w:uiPriority="73"/>
-    <w:lsdException w:name="Light Shading Accent 1" w:uiPriority="60"/>
-    <w:lsdException w:name="Light List Accent 1" w:uiPriority="61"/>
-    <w:lsdException w:name="Light Grid Accent 1" w:uiPriority="62"/>
-    <w:lsdException w:name="Medium Shading 1 Accent 1" w:uiPriority="63"/>
-    <w:lsdException w:name="Medium Shading 2 Accent 1" w:uiPriority="64"/>
-    <w:lsdException w:name="Medium List 1 Accent 1" w:uiPriority="65"/>
-    <w:lsdException w:name="Revision" w:semiHidden="1"/>
-    <w:lsdException w:name="List Paragraph" w:uiPriority="34" w:qFormat="1"/>
-    <w:lsdException w:name="Quote" w:uiPriority="29" w:qFormat="1"/>
-    <w:lsdException w:name="Intense Quote" w:uiPriority="30" w:qFormat="1"/>
-    <w:lsdException w:name="Medium List 2 Accent 1" w:uiPriority="66"/>
-    <w:lsdException w:name="Medium Grid 1 Accent 1" w:uiPriority="67"/>
-    <w:lsdException w:name="Medium Grid 2 Accent 1" w:uiPriority="68"/>
-    <w:lsdException w:name="Medium Grid 3 Accent 1" w:uiPriority="69"/>
-    <w:lsdException w:name="Dark List Accent 1" w:uiPriority="70"/>
-    <w:lsdException w:name="Colorful Shading Accent 1" w:uiPriority="71"/>
-    <w:lsdException w:name="Colorful List Accent 1" w:uiPriority="72"/>
-    <w:lsdException w:name="Colorful Grid Accent 1" w:uiPriority="73"/>
-    <w:lsdException w:name="Light Shading Accent 2" w:uiPriority="60"/>
-    <w:lsdException w:name="Light List Accent 2" w:uiPriority="61"/>
-    <w:lsdException w:name="Light Grid Accent 2" w:uiPriority="62"/>
-    <w:lsdException w:name="Medium Shading 1 Accent 2" w:uiPriority="63"/>
-    <w:lsdException w:name="Medium Shading 2 Accent 2" w:uiPriority="64"/>
-    <w:lsdException w:name="Medium List 1 Accent 2" w:uiPriority="65"/>
-    <w:lsdException w:name="Medium List 2 Accent 2" w:uiPriority="66"/>
-    <w:lsdException w:name="Medium Grid 1 Accent 2" w:uiPriority="67"/>
-    <w:lsdException w:name="Medium Grid 2 Accent 2" w:uiPriority="68"/>
-    <w:lsdException w:name="Medium Grid 3 Accent 2" w:uiPriority="69"/>
-    <w:lsdException w:name="Dark List Accent 2" w:uiPriority="70"/>
-    <w:lsdException w:name="Colorful Shading Accent 2" w:uiPriority="71"/>
-    <w:lsdException w:name="Colorful List Accent 2" w:uiPriority="72"/>
-    <w:lsdException w:name="Colorful Grid Accent 2" w:uiPriority="73"/>
-    <w:lsdException w:name="Light Shading Accent 3" w:uiPriority="60"/>
-    <w:lsdException w:name="Light List Accent 3" w:uiPriority="61"/>
-    <w:lsdException w:name="Light Grid Accent 3" w:uiPriority="62"/>
-    <w:lsdException w:name="Medium Shading 1 Accent 3" w:uiPriority="63"/>
-    <w:lsdException w:name="Medium Shading 2 Accent 3" w:uiPriority="64"/>
-    <w:lsdException w:name="Medium List 1 Accent 3" w:uiPriority="65"/>
-    <w:lsdException w:name="Medium List 2 Accent 3" w:uiPriority="66"/>
-    <w:lsdException w:name="Medium Grid 1 Accent 3" w:uiPriority="67"/>
-    <w:lsdException w:name="Medium Grid 2 Accent 3" w:uiPriority="68"/>
-    <w:lsdException w:name="Medium Grid 3 Accent 3" w:uiPriority="69"/>
-    <w:lsdException w:name="Dark List Accent 3" w:uiPriority="70"/>
-    <w:lsdException w:name="Colorful Shading Accent 3" w:uiPriority="71"/>
-    <w:lsdException w:name="Colorful List Accent 3" w:uiPriority="72"/>
-    <w:lsdException w:name="Colorful Grid Accent 3" w:uiPriority="73"/>
-    <w:lsdException w:name="Light Shading Accent 4" w:uiPriority="60"/>
-    <w:lsdException w:name="Light List Accent 4" w:uiPriority="61"/>
-    <w:lsdException w:name="Light Grid Accent 4" w:uiPriority="62"/>
-    <w:lsdException w:name="Medium Shading 1 Accent 4" w:uiPriority="63"/>
-    <w:lsdException w:name="Medium Shading 2 Accent 4" w:uiPriority="64"/>
-    <w:lsdException w:name="Medium List 1 Accent 4" w:uiPriority="65"/>
-    <w:lsdException w:name="Medium List 2 Accent 4" w:uiPriority="66"/>
-    <w:lsdException w:name="Medium Grid 1 Accent 4" w:uiPriority="67"/>
-    <w:lsdException w:name="Medium Grid 2 Accent 4" w:uiPriority="68"/>
-    <w:lsdException w:name="Medium Grid 3 Accent 4" w:uiPriority="69"/>
-    <w:lsdException w:name="Dark List Accent 4" w:uiPriority="70"/>
-    <w:lsdException w:name="Colorful Shading Accent 4" w:uiPriority="71"/>
-    <w:lsdException w:name="Colorful List Accent 4" w:uiPriority="72"/>
-    <w:lsdException w:name="Colorful Grid Accent 4" w:uiPriority="73"/>
-    <w:lsdException w:name="Light Shading Accent 5" w:uiPriority="60"/>
-    <w:lsdException w:name="Light List Accent 5" w:uiPriority="61"/>
-    <w:lsdException w:name="Light Grid Accent 5" w:uiPriority="62"/>
-    <w:lsdException w:name="Medium Shading 1 Accent 5" w:uiPriority="63"/>
-    <w:lsdException w:name="Medium Shading 2 Accent 5" w:uiPriority="64"/>
-    <w:lsdException w:name="Medium List 1 Accent 5" w:uiPriority="65"/>
-    <w:lsdException w:name="Medium List 2 Accent 5" w:uiPriority="66"/>
-    <w:lsdException w:name="Medium Grid 1 Accent 5" w:uiPriority="67"/>
-    <w:lsdException w:name="Medium Grid 2 Accent 5" w:uiPriority="68"/>
-    <w:lsdException w:name="Medium Grid 3 Accent 5" w:uiPriority="69"/>
-    <w:lsdException w:name="Dark List Accent 5" w:uiPriority="70"/>
-    <w:lsdException w:name="Colorful Shading Accent 5" w:uiPriority="71"/>
-    <w:lsdException w:name="Colorful List Accent 5" w:uiPriority="72"/>
-    <w:lsdException w:name="Colorful Grid Accent 5" w:uiPriority="73"/>
-    <w:lsdException w:name="Light Shading Accent 6" w:uiPriority="60"/>
-    <w:lsdException w:name="Light List Accent 6" w:uiPriority="61"/>
-    <w:lsdException w:name="Light Grid Accent 6" w:uiPriority="62"/>
-    <w:lsdException w:name="Medium Shading 1 Accent 6" w:uiPriority="63"/>
-    <w:lsdException w:name="Medium Shading 2 Accent 6" w:uiPriority="64"/>
-    <w:lsdException w:name="Medium List 1 Accent 6" w:uiPriority="65"/>
-    <w:lsdException w:name="Medium List 2 Accent 6" w:uiPriority="66"/>
-    <w:lsdException w:name="Medium Grid 1 Accent 6" w:uiPriority="67"/>
-    <w:lsdException w:name="Medium Grid 2 Accent 6" w:uiPriority="68"/>
-    <w:lsdException w:name="Medium Grid 3 Accent 6" w:uiPriority="69"/>
-    <w:lsdException w:name="Dark List Accent 6" w:uiPriority="70"/>
-    <w:lsdException w:name="Colorful Shading Accent 6" w:uiPriority="71"/>
-    <w:lsdException w:name="Colorful List Accent 6" w:uiPriority="72"/>
-    <w:lsdException w:name="Colorful Grid Accent 6" w:uiPriority="73"/>
-    <w:lsdException w:name="Subtle Emphasis" w:uiPriority="19" w:qFormat="1"/>
-    <w:lsdException w:name="Intense Emphasis" w:uiPriority="21" w:qFormat="1"/>
-    <w:lsdException w:name="Subtle Reference" w:uiPriority="31" w:qFormat="1"/>
-    <w:lsdException w:name="Intense Reference" w:uiPriority="32" w:qFormat="1"/>
-    <w:lsdException w:name="Book Title" w:uiPriority="33" w:qFormat="1"/>
-    <w:lsdException w:name="Bibliography" w:semiHidden="1" w:uiPriority="37" w:unhideWhenUsed="1"/>
-    <w:lsdException w:name="TOC Heading" w:semiHidden="1" w:uiPriority="39" w:unhideWhenUsed="1" w:qFormat="1"/>
-    <w:lsdException w:name="Plain Table 1" w:uiPriority="41"/>
-    <w:lsdException w:name="Plain Table 2" w:uiPriority="42"/>
-    <w:lsdException w:name="Plain Table 3" w:uiPriority="43"/>
-    <w:lsdException w:name="Plain Table 4" w:uiPriority="44"/>
-    <w:lsdException w:name="Plain Table 5" w:uiPriority="45"/>
-    <w:lsdException w:name="Grid Table Light" w:uiPriority="40"/>
-    <w:lsdException w:name="Grid Table 1 Light" w:uiPriority="46"/>
-    <w:lsdException w:name="Grid Table 2" w:uiPriority="47"/>
-    <w:lsdException w:name="Grid Table 3" w:uiPriority="48"/>
-    <w:lsdException w:name="Grid Table 4" w:uiPriority="49"/>
-    <w:lsdException w:name="Grid Table 5 Dark" w:uiPriority="50"/>
-    <w:lsdException w:name="Grid Table 6 Colorful" w:uiPriority="51"/>
-    <w:lsdException w:name="Grid Table 7 Colorful" w:uiPriority="52"/>
-    <w:lsdException w:name="Grid Table 1 Light Accent 1" w:uiPriority="46"/>
-    <w:lsdException w:name="Grid Table 2 Accent 1" w:uiPriority="47"/>
-    <w:lsdException w:name="Grid Table 3 Accent 1" w:uiPriority="48"/>
-    <w:lsdException w:name="Grid Table 4 Accent 1" w:uiPriority="49"/>
-    <w:lsdException w:name="Grid Table 5 Dark Accent 1" w:uiPriority="50"/>
-    <w:lsdException w:name="Grid Table 6 Colorful Accent 1" w:uiPriority="51"/>
-    <w:lsdException w:name="Grid Table 7 Colorful Accent 1" w:uiPriority="52"/>
-    <w:lsdException w:name="Grid Table 1 Light Accent 2" w:uiPriority="46"/>
-    <w:lsdException w:name="Grid Table 2 Accent 2" w:uiPriority="47"/>
-    <w:lsdException w:name="Grid Table 3 Accent 2" w:uiPriority="48"/>
-    <w:lsdException w:name="Grid Table 4 Accent 2" w:uiPriority="49"/>
-    <w:lsdException w:name="Grid Table 5 Dark Accent 2" w:uiPriority="50"/>
-    <w:lsdException w:name="Grid Table 6 Colorful Accent 2" w:uiPriority="51"/>
-    <w:lsdException w:name="Grid Table 7 Colorful Accent 2" w:uiPriority="52"/>
-    <w:lsdException w:name="Grid Table 1 Light Accent 3" w:uiPriority="46"/>
-    <w:lsdException w:name="Grid Table 2 Accent 3" w:uiPriority="47"/>
-    <w:lsdException w:name="Grid Table 3 Accent 3" w:uiPriority="48"/>
-    <w:lsdException w:name="Grid Table 4 Accent 3" w:uiPriority="49"/>
-    <w:lsdException w:name="Grid Table 5 Dark Accent 3" w:uiPriority="50"/>
-    <w:lsdException w:name="Grid Table 6 Colorful Accent 3" w:uiPriority="51"/>
-    <w:lsdException w:name="Grid Table 7 Colorful Accent 3" w:uiPriority="52"/>
-    <w:lsdException w:name="Grid Table 1 Light Accent 4" w:uiPriority="46"/>
-    <w:lsdException w:name="Grid Table 2 Accent 4" w:uiPriority="47"/>
-    <w:lsdException w:name="Grid Table 3 Accent 4" w:uiPriority="48"/>
-    <w:lsdException w:name="Grid Table 4 Accent 4" w:uiPriority="49"/>
-    <w:lsdException w:name="Grid Table 5 Dark Accent 4" w:uiPriority="50"/>
-    <w:lsdException w:name="Grid Table 6 Colorful Accent 4" w:uiPriority="51"/>
-    <w:lsdException w:name="Grid Table 7 Colorful Accent 4" w:uiPriority="52"/>
-    <w:lsdException w:name="Grid Table 1 Light Accent 5" w:uiPriority="46"/>
-    <w:lsdException w:name="Grid Table 2 Accent 5" w:uiPriority="47"/>
-    <w:lsdException w:name="Grid Table 3 Accent 5" w:uiPriority="48"/>
-    <w:lsdException w:name="Grid Table 4 Accent 5" w:uiPriority="49"/>
-    <w:lsdException w:name="Grid Table 5 Dark Accent 5" w:uiPriority="50"/>
-    <w:lsdException w:name="Grid Table 6 Colorful Accent 5" w:uiPriority="51"/>
-    <w:lsdException w:name="Grid Table 7 Colorful Accent 5" w:uiPriority="52"/>
-    <w:lsdException w:name="Grid Table 1 Light Accent 6" w:uiPriority="46"/>
-    <w:lsdException w:name="Grid Table 2 Accent 6" w:uiPriority="47"/>
-    <w:lsdException w:name="Grid Table 3 Accent 6" w:uiPriority="48"/>
-    <w:lsdException w:name="Grid Table 4 Accent 6" w:uiPriority="49"/>
-    <w:lsdException w:name="Grid Table 5 Dark Accent 6" w:uiPriority="50"/>
-    <w:lsdException w:name="Grid Table 6 Colorful Accent 6" w:uiPriority="51"/>
-    <w:lsdException w:name="Grid Table 7 Colorful Accent 6" w:uiPriority="52"/>
-    <w:lsdException w:name="List Table 1 Light" w:uiPriority="46"/>
-    <w:lsdException w:name="List Table 2" w:uiPriority="47"/>
-    <w:lsdException w:name="List Table 3" w:uiPriority="48"/>
-    <w:lsdException w:name="List Table 4" w:uiPriority="49"/>
-    <w:lsdException w:name="List Table 5 Dark" w:uiPriority="50"/>
-    <w:lsdException w:name="List Table 6 Colorful" w:uiPriority="51"/>
-    <w:lsdException w:name="List Table 7 Colorful" w:uiPriority="52"/>
-    <w:lsdException w:name="List Table 1 Light Accent 1" w:uiPriority="46"/>
-    <w:lsdException w:name="List Table 2 Accent 1" w:uiPriority="47"/>
-    <w:lsdException w:name="List Table 3 Accent 1" w:uiPriority="48"/>
-    <w:lsdException w:name="List Table 4 Accent 1" w:uiPriority="49"/>
-    <w:lsdException w:name="List Table 5 Dark Accent 1" w:uiPriority="50"/>
-    <w:lsdException w:name="List Table 6 Colorful Accent 1" w:uiPriority="51"/>
-    <w:lsdException w:name="List Table 7 Colorful Accent 1" w:uiPriority="52"/>
-    <w:lsdException w:name="List Table 1 Light Accent 2" w:uiPriority="46"/>
-    <w:lsdException w:name="List Table 2 Accent 2" w:uiPriority="47"/>
-    <w:lsdException w:name="List Table 3 Accent 2" w:uiPriority="48"/>
-    <w:lsdException w:name="List Table 4 Accent 2" w:uiPriority="49"/>
-    <w:lsdException w:name="List Table 5 Dark Accent 2" w:uiPriority="50"/>
-    <w:lsdException w:name="List Table 6 Colorful Accent 2" w:uiPriority="51"/>
-    <w:lsdException w:name="List Table 7 Colorful Accent 2" w:uiPriority="52"/>
-    <w:lsdException w:name="List Table 1 Light Accent 3" w:uiPriority="46"/>
-    <w:lsdException w:name="List Table 2 Accent 3" w:uiPriority="47"/>
-    <w:lsdException w:name="List Table 3 Accent 3" w:uiPriority="48"/>
-    <w:lsdException w:name="List Table 4 Accent 3" w:uiPriority="49"/>
-    <w:lsdException w:name="List Table 5 Dark Accent 3" w:uiPriority="50"/>
-    <w:lsdException w:name="List Table 6 Colorful Accent 3" w:uiPriority="51"/>
-    <w:lsdException w:name="List Table 7 Colorful Accent 3" w:uiPriority="52"/>
-    <w:lsdException w:name="List Table 1 Light Accent 4" w:uiPriority="46"/>
-    <w:lsdException w:name="List Table 2 Accent 4" w:uiPriority="47"/>
-    <w:lsdException w:name="List Table 3 Accent 4" w:uiPriority="48"/>
-    <w:lsdException w:name="List Table 4 Accent 4" w:uiPriority="49"/>
-    <w:lsdException w:name="List Table 5 Dark Accent 4" w:uiPriority="50"/>
-    <w:lsdException w:name="List Table 6 Colorful Accent 4" w:uiPriority="51"/>
-    <w:lsdException w:name="List Table 7 Colorful Accent 4" w:uiPriority="52"/>
-    <w:lsdException w:name="List Table 1 Light Accent 5" w:uiPriority="46"/>
-    <w:lsdException w:name="List Table 2 Accent 5" w:uiPriority="47"/>
-    <w:lsdException w:name="List Table 3 Accent 5" w:uiPriority="48"/>
-    <w:lsdException w:name="List Table 4 Accent 5" w:uiPriority="49"/>
-    <w:lsdException w:name="List Table 5 Dark Accent 5" w:uiPriority="50"/>
-    <w:lsdException w:name="List Table 6 Colorful Accent 5" w:uiPriority="51"/>
-    <w:lsdException w:name="List Table 7 Colorful Accent 5" w:uiPriority="52"/>
-    <w:lsdException w:name="List Table 1 Light Accent 6" w:uiPriority="46"/>
-    <w:lsdException w:name="List Table 2 Accent 6" w:uiPriority="47"/>
-    <w:lsdException w:name="List Table 3 Accent 6" w:uiPriority="48"/>
-    <w:lsdException w:name="List Table 4 Accent 6" w:uiPriority="49"/>
-    <w:lsdException w:name="List Table 5 Dark Accent 6" w:uiPriority="50"/>
-    <w:lsdException w:name="List Table 6 Colorful Accent 6" w:uiPriority="51"/>
-    <w:lsdException w:name="List Table 7 Colorful Accent 6" w:uiPriority="52"/>
-  </w:latentStyles>
-  <w:style w:type="paragraph" w:default="1" w:styleId="Normal">
-    <w:name w:val="Normal"/>
-    <w:qFormat/>
-  </w:style>
-  <w:style w:type="character" w:default="1" w:styleId="Fuentedeprrafopredeter">
-    <w:name w:val="Default Paragraph Font"/>
-    <w:uiPriority w:val="1"/>
-    <w:semiHidden/>
-    <w:unhideWhenUsed/>
-  </w:style>
-  <w:style w:type="table" w:default="1" w:styleId="Tablanormal">
-    <w:name w:val="Normal Table"/>
-    <w:uiPriority w:val="99"/>
-    <w:semiHidden/>
-    <w:unhideWhenUsed/>
-    <w:tblPr>
-      <w:tblInd w:w="0" w:type="dxa"/>
-      <w:tblCellMar>
-        <w:top w:w="0" w:type="dxa"/>
-        <w:left w:w="108" w:type="dxa"/>
-        <w:bottom w:w="0" w:type="dxa"/>
-        <w:right w:w="108" w:type="dxa"/>
-      </w:tblCellMar>
-    </w:tblPr>
-  </w:style>
-  <w:style w:type="numbering" w:default="1" w:styleId="Sinlista">
-    <w:name w:val="No List"/>
-    <w:uiPriority w:val="99"/>
-    <w:semiHidden/>
-    <w:unhideWhenUsed/>
-  </w:style>
-</w:styles>
-</file>
-
-<file path=word/glossary/webSettings.xml><?xml version="1.0" encoding="utf-8"?>
-<w:webSettings xmlns:mc="http://schemas.openxmlformats.org/markup-compatibility/2006" xmlns:r="http://schemas.openxmlformats.org/officeDocument/2006/relationships" xmlns:w="http://schemas.openxmlformats.org/wordprocessingml/2006/main" xmlns:w14="http://schemas.microsoft.com/office/word/2010/wordml" xmlns:w15="http://schemas.microsoft.com/office/word/2012/wordml" xmlns:w16se="http://schemas.microsoft.com/office/word/2015/wordml/symex" mc:Ignorable="w14 w15 w16se"/>
 </file>
 
 <file path=word/theme/theme1.xml><?xml version="1.0" encoding="utf-8"?>
@@ -9076,6 +8696,25 @@
 </file>
 
 <file path=customXml/item1.xml><?xml version="1.0" encoding="utf-8"?>
+<b:Sources xmlns:b="http://schemas.openxmlformats.org/officeDocument/2006/bibliography" xmlns="http://schemas.openxmlformats.org/officeDocument/2006/bibliography" SelectedStyle="\APASixthEditionOfficeOnline.xsl" StyleName="APA" Version="6"/>
+</file>
+
+<file path=customXml/item2.xml><?xml version="1.0" encoding="utf-8"?>
+<?mso-contentType ?>
+<FormTemplates xmlns="http://schemas.microsoft.com/sharepoint/v3/contenttype/forms">
+  <Display>DocumentLibraryForm</Display>
+  <Edit>DocumentLibraryForm</Edit>
+  <New>DocumentLibraryForm</New>
+</FormTemplates>
+</file>
+
+<file path=customXml/item3.xml><?xml version="1.0" encoding="utf-8"?>
+<p:properties xmlns:p="http://schemas.microsoft.com/office/2006/metadata/properties" xmlns:xsi="http://www.w3.org/2001/XMLSchema-instance" xmlns:pc="http://schemas.microsoft.com/office/infopath/2007/PartnerControls">
+  <documentManagement/>
+</p:properties>
+</file>
+
+<file path=customXml/item4.xml><?xml version="1.0" encoding="utf-8"?>
 <ct:contentTypeSchema xmlns:ct="http://schemas.microsoft.com/office/2006/metadata/contentType" xmlns:ma="http://schemas.microsoft.com/office/2006/metadata/properties/metaAttributes" ct:_="" ma:_="" ma:contentTypeName="Documento" ma:contentTypeID="0x010100E96778489EE7714D8BD12CC105EB918B" ma:contentTypeVersion="2" ma:contentTypeDescription="Crear nuevo documento." ma:contentTypeScope="" ma:versionID="416c5c7ae9b5d54d83875cd3c65194e3">
   <xsd:schema xmlns:xsd="http://www.w3.org/2001/XMLSchema" xmlns:xs="http://www.w3.org/2001/XMLSchema" xmlns:p="http://schemas.microsoft.com/office/2006/metadata/properties" xmlns:ns2="126e8a1c-9ea9-435a-ac89-d06c80d62e30" targetNamespace="http://schemas.microsoft.com/office/2006/metadata/properties" ma:root="true" ma:fieldsID="70a237c842677bd850644f8595079f5e" ns2:_="">
     <xsd:import namespace="126e8a1c-9ea9-435a-ac89-d06c80d62e30"/>
@@ -9207,26 +8846,32 @@
 </ct:contentTypeSchema>
 </file>
 
-<file path=customXml/item2.xml><?xml version="1.0" encoding="utf-8"?>
-<p:properties xmlns:p="http://schemas.microsoft.com/office/2006/metadata/properties" xmlns:xsi="http://www.w3.org/2001/XMLSchema-instance" xmlns:pc="http://schemas.microsoft.com/office/infopath/2007/PartnerControls">
-  <documentManagement/>
-</p:properties>
+<file path=customXml/itemProps1.xml><?xml version="1.0" encoding="utf-8"?>
+<ds:datastoreItem xmlns:ds="http://schemas.openxmlformats.org/officeDocument/2006/customXml" ds:itemID="{FBD61725-A60E-40F3-AB5D-0E7F797DD77D}">
+  <ds:schemaRefs>
+    <ds:schemaRef ds:uri="http://schemas.openxmlformats.org/officeDocument/2006/bibliography"/>
+  </ds:schemaRefs>
+</ds:datastoreItem>
 </file>
 
-<file path=customXml/item3.xml><?xml version="1.0" encoding="utf-8"?>
-<?mso-contentType ?>
-<FormTemplates xmlns="http://schemas.microsoft.com/sharepoint/v3/contenttype/forms">
-  <Display>DocumentLibraryForm</Display>
-  <Edit>DocumentLibraryForm</Edit>
-  <New>DocumentLibraryForm</New>
-</FormTemplates>
+<file path=customXml/itemProps2.xml><?xml version="1.0" encoding="utf-8"?>
+<ds:datastoreItem xmlns:ds="http://schemas.openxmlformats.org/officeDocument/2006/customXml" ds:itemID="{DABAA964-10BA-4DBC-ABF2-CDEAC0FAF7AA}">
+  <ds:schemaRefs>
+    <ds:schemaRef ds:uri="http://schemas.microsoft.com/sharepoint/v3/contenttype/forms"/>
+  </ds:schemaRefs>
+</ds:datastoreItem>
 </file>
 
-<file path=customXml/item4.xml><?xml version="1.0" encoding="utf-8"?>
-<b:Sources xmlns:b="http://schemas.openxmlformats.org/officeDocument/2006/bibliography" xmlns="http://schemas.openxmlformats.org/officeDocument/2006/bibliography" SelectedStyle="\APASixthEditionOfficeOnline.xsl" StyleName="APA" Version="6"/>
+<file path=customXml/itemProps3.xml><?xml version="1.0" encoding="utf-8"?>
+<ds:datastoreItem xmlns:ds="http://schemas.openxmlformats.org/officeDocument/2006/customXml" ds:itemID="{5F1783E3-BA1C-4CA3-8E32-C9B378BBED03}">
+  <ds:schemaRefs>
+    <ds:schemaRef ds:uri="http://schemas.microsoft.com/office/2006/metadata/properties"/>
+    <ds:schemaRef ds:uri="http://schemas.microsoft.com/office/infopath/2007/PartnerControls"/>
+  </ds:schemaRefs>
+</ds:datastoreItem>
 </file>
 
-<file path=customXml/itemProps1.xml><?xml version="1.0" encoding="utf-8"?>
+<file path=customXml/itemProps4.xml><?xml version="1.0" encoding="utf-8"?>
 <ds:datastoreItem xmlns:ds="http://schemas.openxmlformats.org/officeDocument/2006/customXml" ds:itemID="{DF0582E6-0C2C-40A6-8E3D-E410E41021C1}">
   <ds:schemaRefs>
     <ds:schemaRef ds:uri="http://schemas.microsoft.com/office/2006/metadata/contentType"/>
@@ -9242,36 +8887,4 @@
     <ds:schemaRef ds:uri="http://schemas.microsoft.com/internal/obd"/>
   </ds:schemaRefs>
 </ds:datastoreItem>
-</file>
-
-<file path=customXml/itemProps2.xml><?xml version="1.0" encoding="utf-8"?>
-<ds:datastoreItem xmlns:ds="http://schemas.openxmlformats.org/officeDocument/2006/customXml" ds:itemID="{5F1783E3-BA1C-4CA3-8E32-C9B378BBED03}">
-  <ds:schemaRefs>
-    <ds:schemaRef ds:uri="http://schemas.openxmlformats.org/package/2006/metadata/core-properties"/>
-    <ds:schemaRef ds:uri="http://schemas.microsoft.com/office/infopath/2007/PartnerControls"/>
-    <ds:schemaRef ds:uri="http://purl.org/dc/elements/1.1/"/>
-    <ds:schemaRef ds:uri="http://schemas.microsoft.com/office/2006/documentManagement/types"/>
-    <ds:schemaRef ds:uri="http://schemas.microsoft.com/office/2006/metadata/properties"/>
-    <ds:schemaRef ds:uri="126e8a1c-9ea9-435a-ac89-d06c80d62e30"/>
-    <ds:schemaRef ds:uri="http://purl.org/dc/terms/"/>
-    <ds:schemaRef ds:uri="http://purl.org/dc/dcmitype/"/>
-    <ds:schemaRef ds:uri="http://www.w3.org/XML/1998/namespace"/>
-  </ds:schemaRefs>
-</ds:datastoreItem>
-</file>
-
-<file path=customXml/itemProps3.xml><?xml version="1.0" encoding="utf-8"?>
-<ds:datastoreItem xmlns:ds="http://schemas.openxmlformats.org/officeDocument/2006/customXml" ds:itemID="{DABAA964-10BA-4DBC-ABF2-CDEAC0FAF7AA}">
-  <ds:schemaRefs>
-    <ds:schemaRef ds:uri="http://schemas.microsoft.com/sharepoint/v3/contenttype/forms"/>
-  </ds:schemaRefs>
-</ds:datastoreItem>
-</file>
-
-<file path=customXml/itemProps4.xml><?xml version="1.0" encoding="utf-8"?>
-<ds:datastoreItem xmlns:ds="http://schemas.openxmlformats.org/officeDocument/2006/customXml" ds:itemID="{FBD61725-A60E-40F3-AB5D-0E7F797DD77D}">
-  <ds:schemaRefs>
-    <ds:schemaRef ds:uri="http://schemas.openxmlformats.org/officeDocument/2006/bibliography"/>
-  </ds:schemaRefs>
-</ds:datastoreItem>
 </file>